--- a/docs/deliverables/기업분석및제안서.docx
+++ b/docs/deliverables/기업분석및제안서.docx
@@ -5537,7 +5537,7 @@
         <w:spacing w:after="60" w:line="290"/>
       </w:pPr>
       <w:r>
-        <w:t xml:space="preserve">처리 성능은 문제가 아니다 — 계산상 필요한 동시 실행은 약 1.3건이고, 설계한 처리 한계는 약 200 rps다.</w:t>
+        <w:t xml:space="preserve">처리 성능은 문제가 아니다 — 회원 앱을 포함한 피크는 약 19 rps(계산값)이고, Lambda 위에서 실측한 처리 한계는 약 50 rps다(2026-10-04 k6).</w:t>
       </w:r>
     </w:p>
     <w:p>
@@ -6595,7 +6595,7 @@
                 <w:sz w:val="18"/>
                 <w:szCs w:val="18"/>
               </w:rPr>
-              <w:t xml:space="preserve">10월 1~5일</w:t>
+              <w:t xml:space="preserve">10월 1~4일</w:t>
             </w:r>
           </w:p>
         </w:tc>
@@ -6624,7 +6624,127 @@
                 <w:sz w:val="18"/>
                 <w:szCs w:val="18"/>
               </w:rPr>
-              <w:t xml:space="preserve">문서 체계 재편, Lambda 인프라 구축·첫 배포, Cloudflare Worker를 Lambda로 전환(로그인·데이터 조회 확인)</w:t>
+              <w:t xml:space="preserve">문서 체계 재편, Lambda 인프라 구축·첫 배포, Cloudflare Worker를 Lambda로 전환</w:t>
+            </w:r>
+          </w:p>
+        </w:tc>
+      </w:tr>
+      <w:tr>
+        <w:tc>
+          <w:tcPr>
+            <w:tcW w:type="dxa" w:w="2141"/>
+            <w:tcBorders>
+              <w:top w:val="single" w:color="CBD0CD" w:sz="4"/>
+              <w:left w:val="single" w:color="CBD0CD" w:sz="4"/>
+              <w:bottom w:val="single" w:color="CBD0CD" w:sz="4"/>
+              <w:right w:val="single" w:color="CBD0CD" w:sz="4"/>
+            </w:tcBorders>
+            <w:tcMar>
+              <w:top w:type="dxa" w:w="60"/>
+              <w:left w:type="dxa" w:w="100"/>
+              <w:bottom w:type="dxa" w:w="60"/>
+              <w:right w:type="dxa" w:w="100"/>
+            </w:tcMar>
+          </w:tcPr>
+          <w:p>
+            <w:pPr>
+              <w:spacing w:after="0" w:line="260"/>
+            </w:pPr>
+            <w:r>
+              <w:rPr>
+                <w:sz w:val="18"/>
+                <w:szCs w:val="18"/>
+              </w:rPr>
+              <w:t xml:space="preserve">10월 4일</w:t>
+            </w:r>
+          </w:p>
+        </w:tc>
+        <w:tc>
+          <w:tcPr>
+            <w:tcW w:type="dxa" w:w="7497"/>
+            <w:tcBorders>
+              <w:top w:val="single" w:color="CBD0CD" w:sz="4"/>
+              <w:left w:val="single" w:color="CBD0CD" w:sz="4"/>
+              <w:bottom w:val="single" w:color="CBD0CD" w:sz="4"/>
+              <w:right w:val="single" w:color="CBD0CD" w:sz="4"/>
+            </w:tcBorders>
+            <w:tcMar>
+              <w:top w:type="dxa" w:w="60"/>
+              <w:left w:type="dxa" w:w="100"/>
+              <w:bottom w:type="dxa" w:w="60"/>
+              <w:right w:type="dxa" w:w="100"/>
+            </w:tcMar>
+          </w:tcPr>
+          <w:p>
+            <w:pPr>
+              <w:spacing w:after="0" w:line="260"/>
+            </w:pPr>
+            <w:r>
+              <w:rPr>
+                <w:sz w:val="18"/>
+                <w:szCs w:val="18"/>
+              </w:rPr>
+              <w:t xml:space="preserve">Lambda 위 부하테스트 재측정 — 로그인 p95 237ms(15.16초에서), 실질 처리 한계 약 50 rps</w:t>
+            </w:r>
+          </w:p>
+        </w:tc>
+      </w:tr>
+      <w:tr>
+        <w:tc>
+          <w:tcPr>
+            <w:tcW w:type="dxa" w:w="2141"/>
+            <w:tcBorders>
+              <w:top w:val="single" w:color="CBD0CD" w:sz="4"/>
+              <w:left w:val="single" w:color="CBD0CD" w:sz="4"/>
+              <w:bottom w:val="single" w:color="CBD0CD" w:sz="4"/>
+              <w:right w:val="single" w:color="CBD0CD" w:sz="4"/>
+            </w:tcBorders>
+            <w:tcMar>
+              <w:top w:type="dxa" w:w="60"/>
+              <w:left w:type="dxa" w:w="100"/>
+              <w:bottom w:type="dxa" w:w="60"/>
+              <w:right w:type="dxa" w:w="100"/>
+            </w:tcMar>
+          </w:tcPr>
+          <w:p>
+            <w:pPr>
+              <w:spacing w:after="0" w:line="260"/>
+            </w:pPr>
+            <w:r>
+              <w:rPr>
+                <w:sz w:val="18"/>
+                <w:szCs w:val="18"/>
+              </w:rPr>
+              <w:t xml:space="preserve">10월 5일</w:t>
+            </w:r>
+          </w:p>
+        </w:tc>
+        <w:tc>
+          <w:tcPr>
+            <w:tcW w:type="dxa" w:w="7497"/>
+            <w:tcBorders>
+              <w:top w:val="single" w:color="CBD0CD" w:sz="4"/>
+              <w:left w:val="single" w:color="CBD0CD" w:sz="4"/>
+              <w:bottom w:val="single" w:color="CBD0CD" w:sz="4"/>
+              <w:right w:val="single" w:color="CBD0CD" w:sz="4"/>
+            </w:tcBorders>
+            <w:tcMar>
+              <w:top w:type="dxa" w:w="60"/>
+              <w:left w:type="dxa" w:w="100"/>
+              <w:bottom w:type="dxa" w:w="60"/>
+              <w:right w:type="dxa" w:w="100"/>
+            </w:tcMar>
+          </w:tcPr>
+          <w:p>
+            <w:pPr>
+              <w:spacing w:after="0" w:line="260"/>
+            </w:pPr>
+            <w:r>
+              <w:rPr>
+                <w:sz w:val="18"/>
+                <w:szCs w:val="18"/>
+              </w:rPr>
+              <w:t xml:space="preserve">요구사항추적표 재실측, 산출물(요구사항·데이터 정의서, 제안서, 설계서) 작성</w:t>
             </w:r>
           </w:p>
         </w:tc>
@@ -7723,95 +7843,6 @@
                 <w:sz w:val="18"/>
                 <w:szCs w:val="18"/>
               </w:rPr>
-              <w:t xml:space="preserve">성능</w:t>
-            </w:r>
-          </w:p>
-        </w:tc>
-        <w:tc>
-          <w:tcPr>
-            <w:tcW w:type="dxa" w:w="3212"/>
-            <w:tcBorders>
-              <w:top w:val="single" w:color="CBD0CD" w:sz="4"/>
-              <w:left w:val="single" w:color="CBD0CD" w:sz="4"/>
-              <w:bottom w:val="single" w:color="CBD0CD" w:sz="4"/>
-              <w:right w:val="single" w:color="CBD0CD" w:sz="4"/>
-            </w:tcBorders>
-            <w:tcMar>
-              <w:top w:type="dxa" w:w="60"/>
-              <w:left w:type="dxa" w:w="100"/>
-              <w:bottom w:type="dxa" w:w="60"/>
-              <w:right w:type="dxa" w:w="100"/>
-            </w:tcMar>
-          </w:tcPr>
-          <w:p>
-            <w:pPr>
-              <w:spacing w:after="0" w:line="260"/>
-            </w:pPr>
-            <w:r>
-              <w:rPr>
-                <w:sz w:val="18"/>
-                <w:szCs w:val="18"/>
-              </w:rPr>
-              <w:t xml:space="preserve">전환 후 성능 확인</w:t>
-            </w:r>
-          </w:p>
-        </w:tc>
-        <w:tc>
-          <w:tcPr>
-            <w:tcW w:type="dxa" w:w="3214"/>
-            <w:tcBorders>
-              <w:top w:val="single" w:color="CBD0CD" w:sz="4"/>
-              <w:left w:val="single" w:color="CBD0CD" w:sz="4"/>
-              <w:bottom w:val="single" w:color="CBD0CD" w:sz="4"/>
-              <w:right w:val="single" w:color="CBD0CD" w:sz="4"/>
-            </w:tcBorders>
-            <w:tcMar>
-              <w:top w:type="dxa" w:w="60"/>
-              <w:left w:type="dxa" w:w="100"/>
-              <w:bottom w:type="dxa" w:w="60"/>
-              <w:right w:type="dxa" w:w="100"/>
-            </w:tcMar>
-          </w:tcPr>
-          <w:p>
-            <w:pPr>
-              <w:spacing w:after="0" w:line="260"/>
-            </w:pPr>
-            <w:r>
-              <w:rPr>
-                <w:sz w:val="18"/>
-                <w:szCs w:val="18"/>
-              </w:rPr>
-              <w:t xml:space="preserve">Lambda 위 부하 재측정 전</w:t>
-            </w:r>
-          </w:p>
-        </w:tc>
-      </w:tr>
-      <w:tr>
-        <w:tc>
-          <w:tcPr>
-            <w:tcW w:type="dxa" w:w="3212"/>
-            <w:tcBorders>
-              <w:top w:val="single" w:color="CBD0CD" w:sz="4"/>
-              <w:left w:val="single" w:color="CBD0CD" w:sz="4"/>
-              <w:bottom w:val="single" w:color="CBD0CD" w:sz="4"/>
-              <w:right w:val="single" w:color="CBD0CD" w:sz="4"/>
-            </w:tcBorders>
-            <w:tcMar>
-              <w:top w:type="dxa" w:w="60"/>
-              <w:left w:type="dxa" w:w="100"/>
-              <w:bottom w:type="dxa" w:w="60"/>
-              <w:right w:type="dxa" w:w="100"/>
-            </w:tcMar>
-          </w:tcPr>
-          <w:p>
-            <w:pPr>
-              <w:spacing w:after="0" w:line="260"/>
-            </w:pPr>
-            <w:r>
-              <w:rPr>
-                <w:sz w:val="18"/>
-                <w:szCs w:val="18"/>
-              </w:rPr>
               <w:t xml:space="preserve">보안요건</w:t>
             </w:r>
           </w:p>
@@ -7942,7 +7973,7 @@
         <w:t xml:space="preserve">안정성은 숫자로 확인한다.</w:t>
       </w:r>
       <w:r>
-        <w:t xml:space="preserve"> 첫 배포에서 측정한 15초 지연을 계기로 실DB 전환과 Lambda 전환을 했다. 다음 단계는 Lambda 위에서 같은 조건으로 다시 재는 것이다.</w:t>
+        <w:t xml:space="preserve"> 첫 배포에서 측정한 15초 지연을 계기로 실DB 전환과 Lambda 전환을 했고, 같은 조건으로 다시 재서 로그인 p95를 237ms로 줄였다. 다만 처리 한계(약 50 rps)가 설계 가정보다 작아 원인을 확인해야 한다.</w:t>
       </w:r>
     </w:p>
     <w:p>
@@ -7962,7 +7993,7 @@
         <w:t xml:space="preserve">다음 우선순위</w:t>
       </w:r>
       <w:r>
-        <w:t xml:space="preserve"> — Lambda 위 부하 재측정 → 비용이 작은 미구현(변경 이력·마스킹·공통 알림) → 인사 화면(채용·재배치·퇴사) → 지역관리자 계층 필요성에 대한 발주사 확인.</w:t>
+        <w:t xml:space="preserve"> — 처리 한계(약 50 rps) 원인 확인 → 비용이 작은 미구현(변경 이력·마스킹·공통 알림) → 인사 화면(채용·재배치·퇴사) → 지역관리자 계층 필요성에 대한 발주사 확인.</w:t>
       </w:r>
     </w:p>
     <w:sectPr>

--- a/docs/deliverables/기업분석및제안서.docx
+++ b/docs/deliverables/기업분석및제안서.docx
@@ -708,7 +708,17 @@
         <w:spacing w:after="60" w:line="290"/>
       </w:pPr>
       <w:r>
-        <w:t xml:space="preserve">지점 수(98개)는 제안요청서 작성 시점 기준이다. 지역·계약 상태 분포는 이 수치에 맞춰 만든 </w:t>
+        <w:t xml:space="preserve">지점 수 98개는 제안요청서 작성 시점 기준이다. 이 프로젝트는 그중 </w:t>
+      </w:r>
+      <w:r>
+        <w:rPr>
+          <w:b/>
+          <w:bCs/>
+        </w:rPr>
+        <w:t xml:space="preserve">수도권 83개</w:t>
+      </w:r>
+      <w:r>
+        <w:t xml:space="preserve">를 대상으로 했다(3.3절). 지역·계약 상태 분포는 이 수치에 맞춰 만든 </w:t>
       </w:r>
       <w:r>
         <w:rPr>
@@ -1967,7 +1977,7 @@
                 <w:sz w:val="18"/>
                 <w:szCs w:val="18"/>
               </w:rPr>
-              <w:t xml:space="preserve">98개(제안요청서 작성 시점)</w:t>
+              <w:t xml:space="preserve">98개(제안요청서 작성 시점) — 이 프로젝트는 수도권 83개 대상</w:t>
             </w:r>
           </w:p>
         </w:tc>
@@ -1998,7 +2008,7 @@
                 <w:sz w:val="18"/>
                 <w:szCs w:val="18"/>
               </w:rPr>
-              <w:t xml:space="preserve">지역 분포(데모 데이터)</w:t>
+              <w:t xml:space="preserve">지역 분포(데모 데이터, 83개)</w:t>
             </w:r>
           </w:p>
         </w:tc>
@@ -2027,7 +2037,7 @@
                 <w:sz w:val="18"/>
                 <w:szCs w:val="18"/>
               </w:rPr>
-              <w:t xml:space="preserve">서울 71 · 경기 9 · 6개 광역시 각 3</w:t>
+              <w:t xml:space="preserve">서울 71 · 경기 9 · 인천 3</w:t>
             </w:r>
           </w:p>
         </w:tc>
@@ -2058,7 +2068,7 @@
                 <w:sz w:val="18"/>
                 <w:szCs w:val="18"/>
               </w:rPr>
-              <w:t xml:space="preserve">계약 상태 분포(데모 데이터)</w:t>
+              <w:t xml:space="preserve">계약 상태 분포(데모 데이터, 83개)</w:t>
             </w:r>
           </w:p>
         </w:tc>
@@ -2087,7 +2097,7 @@
                 <w:sz w:val="18"/>
                 <w:szCs w:val="18"/>
               </w:rPr>
-              <w:t xml:space="preserve">정상 81 · 갱신임박 10 · 만료 4 · 종료 3</w:t>
+              <w:t xml:space="preserve">정상 71 · 갱신임박 5 · 만료 4 · 종료 3</w:t>
             </w:r>
           </w:p>
         </w:tc>
@@ -2173,7 +2183,7 @@
         <w:t xml:space="preserve">지역관리자(슈퍼바이저)</w:t>
       </w:r>
       <w:r>
-        <w:t xml:space="preserve"> 계층을 두는 경우가 많다. 98개 규모라면 이 계층이 실무에 있을 가능성이 있지만, 제안요청서에 명시되지 않아 </w:t>
+        <w:t xml:space="preserve"> 계층을 두는 경우가 많다. 수십 개 지점 규모라면 이 계층이 실무에 있을 가능성이 있지만, 제안요청서에 명시되지 않아 </w:t>
       </w:r>
       <w:r>
         <w:rPr>
@@ -5287,7 +5297,7 @@
                 <w:sz w:val="18"/>
                 <w:szCs w:val="18"/>
               </w:rPr>
-              <w:t xml:space="preserve">관리자 웹(본사·지점 관리자·직원), REST API, 실DB, 9개 도메인 — 권한관리·인사정보관리·근태관리·게시판·회원관리·예약및결제·강사프로그램게시·혼잡도관리·자원문서관리</w:t>
+              <w:t xml:space="preserve">관리자 웹(본사·지점 관리자·직원), 회원 모바일 웹(개발 예정), REST API, 실DB, 9개 도메인 — 권한관리·인사정보관리·근태관리·게시판·회원관리·예약및결제·강사프로그램게시·혼잡도관리·자원문서관리</w:t>
             </w:r>
           </w:p>
         </w:tc>
@@ -5378,6 +5388,66 @@
                 <w:sz w:val="18"/>
                 <w:szCs w:val="18"/>
               </w:rPr>
+              <w:t xml:space="preserve">대상 지점</w:t>
+            </w:r>
+          </w:p>
+        </w:tc>
+        <w:tc>
+          <w:tcPr>
+            <w:tcW w:type="dxa" w:w="8032"/>
+            <w:tcBorders>
+              <w:top w:val="single" w:color="CBD0CD" w:sz="4"/>
+              <w:left w:val="single" w:color="CBD0CD" w:sz="4"/>
+              <w:bottom w:val="single" w:color="CBD0CD" w:sz="4"/>
+              <w:right w:val="single" w:color="CBD0CD" w:sz="4"/>
+            </w:tcBorders>
+            <w:tcMar>
+              <w:top w:type="dxa" w:w="60"/>
+              <w:left w:type="dxa" w:w="100"/>
+              <w:bottom w:type="dxa" w:w="60"/>
+              <w:right w:type="dxa" w:w="100"/>
+            </w:tcMar>
+          </w:tcPr>
+          <w:p>
+            <w:pPr>
+              <w:spacing w:after="0" w:line="260"/>
+            </w:pPr>
+            <w:r>
+              <w:rPr>
+                <w:sz w:val="18"/>
+                <w:szCs w:val="18"/>
+              </w:rPr>
+              <w:t xml:space="preserve">수도권 83개(서울·경기·인천) — 지방 15개는 제외(아래)</w:t>
+            </w:r>
+          </w:p>
+        </w:tc>
+      </w:tr>
+      <w:tr>
+        <w:tc>
+          <w:tcPr>
+            <w:tcW w:type="dxa" w:w="1606"/>
+            <w:tcBorders>
+              <w:top w:val="single" w:color="CBD0CD" w:sz="4"/>
+              <w:left w:val="single" w:color="CBD0CD" w:sz="4"/>
+              <w:bottom w:val="single" w:color="CBD0CD" w:sz="4"/>
+              <w:right w:val="single" w:color="CBD0CD" w:sz="4"/>
+            </w:tcBorders>
+            <w:tcMar>
+              <w:top w:type="dxa" w:w="60"/>
+              <w:left w:type="dxa" w:w="100"/>
+              <w:bottom w:type="dxa" w:w="60"/>
+              <w:right w:type="dxa" w:w="100"/>
+            </w:tcMar>
+          </w:tcPr>
+          <w:p>
+            <w:pPr>
+              <w:spacing w:after="0" w:line="260"/>
+            </w:pPr>
+            <w:r>
+              <w:rPr>
+                <w:sz w:val="18"/>
+                <w:szCs w:val="18"/>
+              </w:rPr>
               <w:t xml:space="preserve">제외</w:t>
             </w:r>
           </w:p>
@@ -5407,7 +5477,7 @@
                 <w:sz w:val="18"/>
                 <w:szCs w:val="18"/>
               </w:rPr>
-              <w:t xml:space="preserve">회원용 모바일 앱(아래), 실제 PG 연동, 강사 정산, 감가상각·재물조사, IoT 혼잡도 계측, 노쇼·결제 미완료 자동 처리</w:t>
+              <w:t xml:space="preserve">네이티브 앱(모바일 웹으로 대체), 실제 PG 연동, 강사 정산, 감가상각·재물조사, IoT 혼잡도 계측, 노쇼·결제 미완료 자동 처리</w:t>
             </w:r>
           </w:p>
         </w:tc>
@@ -5418,7 +5488,7 @@
         <w:pStyle w:val="Heading3"/>
       </w:pPr>
       <w:r>
-        <w:t xml:space="preserve">회원 앱을 보류한 이유</w:t>
+        <w:t xml:space="preserve">대상 지점을 수도권으로 정한 이유</w:t>
       </w:r>
     </w:p>
     <w:p>
@@ -5431,7 +5501,7 @@
           <wp:inline distT="0" distB="0" distL="0" distR="0">
             <wp:extent cx="3981450" cy="2790825"/>
             <wp:effectExtent t="0" r="0" b="0" l="0"/>
-            <wp:docPr id="1" name="memberapp" descr="그림 3. 하루 API 요청 수(98개 지점 기준 계산값) — 회원 앱을 포함하면 엣지 무료 한도를 넘는다" title="그림 3. 하루 API 요청 수(98개 지점 기준 계산값) — 회원 앱을 포함하면 엣지 무료 한도를 넘는다"/>
+            <wp:docPr id="1" name="memberapp" descr="그림 3. 하루 API 요청 수(관리자 웹 약 1만 건 포함, 계산값) — 98개 전체는 엣지 무료 한도를 넘고, 수도권 83개는 한도 안" title="그림 3. 하루 API 요청 수(관리자 웹 약 1만 건 포함, 계산값) — 98개 전체는 엣지 무료 한도를 넘고, 수도권 83개는 한도 안"/>
             <wp:cNvGraphicFramePr>
               <a:graphicFrameLocks xmlns:a="http://schemas.openxmlformats.org/drawingml/2006/main" noChangeAspect="1"/>
             </wp:cNvGraphicFramePr>
@@ -5478,7 +5548,7 @@
           <w:sz w:val="18"/>
           <w:szCs w:val="18"/>
         </w:rPr>
-        <w:t xml:space="preserve">그림 3. 하루 API 요청 수(98개 지점 기준 계산값) — 회원 앱을 포함하면 엣지 무료 한도를 넘는다</w:t>
+        <w:t xml:space="preserve">그림 3. 하루 API 요청 수(관리자 웹 약 1만 건 포함, 계산값) — 98개 전체는 엣지 무료 한도를 넘고, 수도권 83개는 한도 안</w:t>
       </w:r>
     </w:p>
     <w:p>
@@ -5491,17 +5561,27 @@
         <w:spacing w:after="60" w:line="290"/>
       </w:pPr>
       <w:r>
-        <w:t xml:space="preserve">회원 앱을 붙이면 하루 API 요청이 </w:t>
+        <w:t xml:space="preserve">회원 모바일 웹까지 열면 하루 API 요청은 지점 수 × 지점당 하루 이용자 </w:t>
       </w:r>
       <w:r>
         <w:rPr>
           <w:b/>
           <w:bCs/>
         </w:rPr>
-        <w:t xml:space="preserve">약 19.6만 건</w:t>
-      </w:r>
-      <w:r>
-        <w:t xml:space="preserve">(98개 지점 × 지점당 하루 이용자 200명 × 세션당 요청 10건, 계산값)이 된다. 관리자 웹만이면 약 1만 건이다.</w:t>
+        <w:t xml:space="preserve">100명</w:t>
+      </w:r>
+      <w:r>
+        <w:t xml:space="preserve"> × 방문당 요청 </w:t>
+      </w:r>
+      <w:r>
+        <w:rPr>
+          <w:b/>
+          <w:bCs/>
+        </w:rPr>
+        <w:t xml:space="preserve">10건</w:t>
+      </w:r>
+      <w:r>
+        <w:t xml:space="preserve"> + 관리자 웹 약 1만 건이다(계산값, 이용자 수와 요청 수는 가정).</w:t>
       </w:r>
     </w:p>
     <w:p>
@@ -5514,7 +5594,17 @@
         <w:spacing w:after="60" w:line="290"/>
       </w:pPr>
       <w:r>
-        <w:t xml:space="preserve">엣지(Cloudflare Workers) 무료 한도는 하루 10만 건이고, 넘으면 </w:t>
+        <w:t xml:space="preserve">98개 전체면 </w:t>
+      </w:r>
+      <w:r>
+        <w:rPr>
+          <w:b/>
+          <w:bCs/>
+        </w:rPr>
+        <w:t xml:space="preserve">약 10.8만 건</w:t>
+      </w:r>
+      <w:r>
+        <w:t xml:space="preserve">으로 엣지(Cloudflare Workers) 무료 한도 하루 10만 건을 넘는다. 넘으면 </w:t>
       </w:r>
       <w:r>
         <w:rPr>
@@ -5522,9 +5612,6 @@
           <w:bCs/>
         </w:rPr>
         <w:t xml:space="preserve">그날의 나머지 요청이 실패한다.</w:t>
-      </w:r>
-      <w:r>
-        <w:t xml:space="preserve"> Lambda도 월 약 590만 건으로 무료 한도(월 100만 건)를 넘는다.</w:t>
       </w:r>
     </w:p>
     <w:p>
@@ -5537,7 +5624,17 @@
         <w:spacing w:after="60" w:line="290"/>
       </w:pPr>
       <w:r>
-        <w:t xml:space="preserve">처리 성능은 문제가 아니다 — 회원 앱을 포함한 피크는 약 19 rps(계산값)이고, Lambda 위에서 실측한 처리 한계는 약 50 rps다(2026-10-04 k6).</w:t>
+        <w:t xml:space="preserve">수도권 83개면 </w:t>
+      </w:r>
+      <w:r>
+        <w:rPr>
+          <w:b/>
+          <w:bCs/>
+        </w:rPr>
+        <w:t xml:space="preserve">약 9.3만 건</w:t>
+      </w:r>
+      <w:r>
+        <w:t xml:space="preserve">으로 한도 안이다. 그래서 대상 지점을 수도권으로 정했다. 여유는 7% 정도라, 이용자가 늘면 유료 전환(월 $5)과 함께 지방 지점을 연다.</w:t>
       </w:r>
     </w:p>
     <w:p>
@@ -5550,17 +5647,17 @@
         <w:spacing w:after="60" w:line="290"/>
       </w:pPr>
       <w:r>
-        <w:t xml:space="preserve">감당하려면 유료 전환이나 인프라를 더 구성해 연결해야 하고, </w:t>
+        <w:t xml:space="preserve">회원 기능은 </w:t>
       </w:r>
       <w:r>
         <w:rPr>
           <w:b/>
           <w:bCs/>
         </w:rPr>
-        <w:t xml:space="preserve">개발 범위가 과하게 넓어진다.</w:t>
-      </w:r>
-      <w:r>
-        <w:t xml:space="preserve"> 그래서 관리자 웹 완성에 집중하기로 했다.</w:t>
+        <w:t xml:space="preserve">모바일 웹</w:t>
+      </w:r>
+      <w:r>
+        <w:t xml:space="preserve">으로 만든다. 관리자 웹과 같은 기술·같은 엣지로 배포해 인프라를 더 붙이지 않는다. 같은 화면을 지점 태블릿에 띄우면 키오스크로도 쓸 수 있다.</w:t>
       </w:r>
     </w:p>
     <w:p>
@@ -5573,7 +5670,20 @@
         <w:spacing w:after="60" w:line="290"/>
       </w:pPr>
       <w:r>
-        <w:t xml:space="preserve">회원 기능(가입·연동·예약·결제·게시판 열람)은 API로 구현돼 있다. 회원 계정으로 관리자 웹에 로그인해 쓸 수 있다.</w:t>
+        <w:t xml:space="preserve">처리 성능은 문제가 아니다 — 피크는 약 8 rps(계산값)이고, Lambda 위에서 실측한 처리 한계는 약 50 rps다(2026-10-04 k6). 동시 실행 상한 10은 관리자·회원 요청이 함께 쓴다.</w:t>
+      </w:r>
+    </w:p>
+    <w:p>
+      <w:pPr>
+        <w:pStyle w:val="ListParagraph"/>
+        <w:numPr>
+          <w:ilvl w:val="0"/>
+          <w:numId w:val="2"/>
+        </w:numPr>
+        <w:spacing w:after="60" w:line="290"/>
+      </w:pPr>
+      <w:r>
+        <w:t xml:space="preserve">회원 기능의 API(가입·연동·예약·결제·게시판 열람)는 이미 구현돼 있다. 지금은 회원 계정으로 관리자 웹에 로그인해 쓸 수 있다.</w:t>
       </w:r>
     </w:p>
     <w:p>
@@ -6564,7 +6674,7 @@
                 <w:sz w:val="18"/>
                 <w:szCs w:val="18"/>
               </w:rPr>
-              <w:t xml:space="preserve">API를 AWS Lambda(서울)로 옮기기로 결정, 회원 앱 보류</w:t>
+              <w:t xml:space="preserve">API를 AWS Lambda(서울)로 옮기기로 결정</w:t>
             </w:r>
           </w:p>
         </w:tc>
@@ -6745,6 +6855,66 @@
                 <w:szCs w:val="18"/>
               </w:rPr>
               <w:t xml:space="preserve">요구사항추적표 재실측, 산출물(요구사항·데이터 정의서, 제안서, 설계서) 작성</w:t>
+            </w:r>
+          </w:p>
+        </w:tc>
+      </w:tr>
+      <w:tr>
+        <w:tc>
+          <w:tcPr>
+            <w:tcW w:type="dxa" w:w="2141"/>
+            <w:tcBorders>
+              <w:top w:val="single" w:color="CBD0CD" w:sz="4"/>
+              <w:left w:val="single" w:color="CBD0CD" w:sz="4"/>
+              <w:bottom w:val="single" w:color="CBD0CD" w:sz="4"/>
+              <w:right w:val="single" w:color="CBD0CD" w:sz="4"/>
+            </w:tcBorders>
+            <w:tcMar>
+              <w:top w:type="dxa" w:w="60"/>
+              <w:left w:type="dxa" w:w="100"/>
+              <w:bottom w:type="dxa" w:w="60"/>
+              <w:right w:type="dxa" w:w="100"/>
+            </w:tcMar>
+          </w:tcPr>
+          <w:p>
+            <w:pPr>
+              <w:spacing w:after="0" w:line="260"/>
+            </w:pPr>
+            <w:r>
+              <w:rPr>
+                <w:sz w:val="18"/>
+                <w:szCs w:val="18"/>
+              </w:rPr>
+              <w:t xml:space="preserve">10월 6일</w:t>
+            </w:r>
+          </w:p>
+        </w:tc>
+        <w:tc>
+          <w:tcPr>
+            <w:tcW w:type="dxa" w:w="7497"/>
+            <w:tcBorders>
+              <w:top w:val="single" w:color="CBD0CD" w:sz="4"/>
+              <w:left w:val="single" w:color="CBD0CD" w:sz="4"/>
+              <w:bottom w:val="single" w:color="CBD0CD" w:sz="4"/>
+              <w:right w:val="single" w:color="CBD0CD" w:sz="4"/>
+            </w:tcBorders>
+            <w:tcMar>
+              <w:top w:type="dxa" w:w="60"/>
+              <w:left w:type="dxa" w:w="100"/>
+              <w:bottom w:type="dxa" w:w="60"/>
+              <w:right w:type="dxa" w:w="100"/>
+            </w:tcMar>
+          </w:tcPr>
+          <w:p>
+            <w:pPr>
+              <w:spacing w:after="0" w:line="260"/>
+            </w:pPr>
+            <w:r>
+              <w:rPr>
+                <w:sz w:val="18"/>
+                <w:szCs w:val="18"/>
+              </w:rPr>
+              <w:t xml:space="preserve">대상 지점을 수도권 83개로 정하고, 회원 기능을 모바일 웹으로 만들기로 결정</w:t>
             </w:r>
           </w:p>
         </w:tc>
@@ -7993,7 +8163,7 @@
         <w:t xml:space="preserve">다음 우선순위</w:t>
       </w:r>
       <w:r>
-        <w:t xml:space="preserve"> — 처리 한계(약 50 rps) 원인 확인 → 비용이 작은 미구현(변경 이력·마스킹·공통 알림) → 인사 화면(채용·재배치·퇴사) → 지역관리자 계층 필요성에 대한 발주사 확인.</w:t>
+        <w:t xml:space="preserve"> — 회원 모바일 웹(수도권 83개) → 처리 한계(약 50 rps) 원인 확인 → 비용이 작은 미구현(변경 이력·마스킹·공통 알림) → 인사 화면(채용·재배치·퇴사) → 지역관리자 계층 필요성에 대한 발주사 확인.</w:t>
       </w:r>
     </w:p>
     <w:sectPr>

--- a/docs/deliverables/기업분석및제안서.docx
+++ b/docs/deliverables/기업분석및제안서.docx
@@ -5670,7 +5670,7 @@
         <w:spacing w:after="60" w:line="290"/>
       </w:pPr>
       <w:r>
-        <w:t xml:space="preserve">처리 성능은 문제가 아니다 — 피크는 약 8 rps(계산값)이고, Lambda 위에서 실측한 처리 한계는 약 50 rps다(2026-10-04 k6). 동시 실행 상한 10은 관리자·회원 요청이 함께 쓴다.</w:t>
+        <w:t xml:space="preserve">처리 성능은 문제가 아니다 — 피크 시간대 약 3 rps, 순간 몰림을 크게 잡아도 약 8 rps(계산값)이고, Lambda 위에서 실측한 처리 한계는 약 50 rps다(2026-10-04 k6). 동시 실행 상한 10은 관리자·회원 요청이 함께 쓴다.</w:t>
       </w:r>
     </w:p>
     <w:p>

--- a/docs/deliverables/기업분석및제안서.docx
+++ b/docs/deliverables/기업분석및제안서.docx
@@ -314,7 +314,7 @@
                 <w:sz w:val="18"/>
                 <w:szCs w:val="18"/>
               </w:rPr>
-              <w:t xml:space="preserve">2026-10-05</w:t>
+              <w:t xml:space="preserve">2026-10-06</w:t>
             </w:r>
           </w:p>
         </w:tc>
@@ -5357,7 +5357,7 @@
                 <w:sz w:val="18"/>
                 <w:szCs w:val="18"/>
               </w:rPr>
-              <w:t xml:space="preserve">역할 4개 고정(세부 권한 목록 대신), 본인 신청 + 1단계 승인(다단계 결재 대신), 모의 결제(실제 PG 대신), 체크인 기반 혼잡도 + 수동 보정(IoT 대신)</w:t>
+              <w:t xml:space="preserve">역할 4개 고정(세부 권한 목록 대신), 본인 신청 + 1단계 승인(다단계 결재 대신), 모의 결제(실제 PG 대신), 혼잡도 수동 입력 + 정원 기준 5단계 자동 판정(IoT 대신)</w:t>
             </w:r>
           </w:p>
         </w:tc>
@@ -7310,7 +7310,7 @@
                 <w:sz w:val="18"/>
                 <w:szCs w:val="18"/>
               </w:rPr>
-              <w:t xml:space="preserve">27개 — 불변식 3개와 실DB 동시성 중심. 관리자 웹은 자동 테스트 없이 lint·빌드까지만 검증</w:t>
+              <w:t xml:space="preserve">28개 — 불변식 3개와 실DB 동시성 중심. 관리자 웹은 자동 테스트 없이 lint·빌드까지만 검증</w:t>
             </w:r>
           </w:p>
         </w:tc>

--- a/docs/deliverables/기업분석및제안서.docx
+++ b/docs/deliverables/기업분석및제안서.docx
@@ -314,7 +314,7 @@
                 <w:sz w:val="18"/>
                 <w:szCs w:val="18"/>
               </w:rPr>
-              <w:t xml:space="preserve">2026-10-06</w:t>
+              <w:t xml:space="preserve">2026-10-14</w:t>
             </w:r>
           </w:p>
         </w:tc>
@@ -2768,7 +2768,7 @@
                 <w:sz w:val="18"/>
                 <w:szCs w:val="18"/>
               </w:rPr>
-              <w:t xml:space="preserve">파견 종료 + 본사 재배치 대상 등재</w:t>
+              <w:t xml:space="preserve">파견 종료 + 본사 재배치 대기 목록</w:t>
             </w:r>
           </w:p>
         </w:tc>
@@ -2794,12 +2794,10 @@
             </w:pPr>
             <w:r>
               <w:rPr>
-                <w:b/>
-                <w:bCs/>
-                <w:sz w:val="18"/>
-                <w:szCs w:val="18"/>
-              </w:rPr>
-              <w:t xml:space="preserve">설계만(미구현)</w:t>
+                <w:sz w:val="18"/>
+                <w:szCs w:val="18"/>
+              </w:rPr>
+              <w:t xml:space="preserve">구현 — 종료 처리와 같은 트랜잭션</w:t>
             </w:r>
           </w:p>
         </w:tc>
@@ -2859,7 +2857,7 @@
                 <w:sz w:val="18"/>
                 <w:szCs w:val="18"/>
               </w:rPr>
-              <w:t xml:space="preserve">개인 퇴사와 별개로 본사가 정책 결정</w:t>
+              <w:t xml:space="preserve">일괄 비활성화하지 않고, 남기지 않을 직원은 본사가 퇴사 처리</w:t>
             </w:r>
           </w:p>
         </w:tc>
@@ -2888,7 +2886,7 @@
                 <w:sz w:val="18"/>
                 <w:szCs w:val="18"/>
               </w:rPr>
-              <w:t xml:space="preserve">쓰기 차단 + 수동 비활성화로 결정</w:t>
+              <w:t xml:space="preserve">구현</w:t>
             </w:r>
           </w:p>
         </w:tc>
@@ -2961,65 +2959,7 @@
         <w:spacing w:after="60" w:line="290"/>
       </w:pPr>
       <w:r>
-        <w:t xml:space="preserve">갱신임박 자동 전환(종료일 60일 전 배치)은 스케줄러가 필요해 </w:t>
-      </w:r>
-      <w:r>
-        <w:rPr>
-          <w:b/>
-          <w:bCs/>
-        </w:rPr>
-        <w:t xml:space="preserve">아직 없다.</w:t>
-      </w:r>
-      <w:r>
-        <w:t xml:space="preserve"> 지금은 계약 상태를 데이터로 관리한다.</w:t>
-      </w:r>
-    </w:p>
-    <w:p>
-      <w:pPr>
-        <w:pStyle w:val="Heading2"/>
-      </w:pPr>
-      <w:r>
-        <w:t xml:space="preserve">2.5 인력 운용 — 파견·근태·연차</w:t>
-      </w:r>
-    </w:p>
-    <w:p>
-      <w:pPr>
-        <w:pStyle w:val="Heading3"/>
-      </w:pPr>
-      <w:r>
-        <w:t xml:space="preserve">실무</w:t>
-      </w:r>
-    </w:p>
-    <w:p>
-      <w:pPr>
-        <w:spacing w:after="120" w:line="300"/>
-      </w:pPr>
-      <w:r>
-        <w:t xml:space="preserve">채용과 재배치는 본사만 결정하고, 지점 관리자는 파견된 인력의 일상 관리만 한다. 시설은 주 7일 운영되므로 직원은 요일별 교대·정기휴무로 일한다. 휴가는 종류마다 다르다 — 연차만 잔여일수에서 차감되고, 병가·경조사는 승인해도 연차를 건드리지 않는다.</w:t>
-      </w:r>
-    </w:p>
-    <w:p>
-      <w:pPr>
-        <w:pStyle w:val="Heading3"/>
-      </w:pPr>
-      <w:r>
-        <w:t xml:space="preserve">분석</w:t>
-      </w:r>
-    </w:p>
-    <w:p>
-      <w:pPr>
-        <w:spacing w:after="120" w:line="300"/>
-      </w:pPr>
-      <w:r>
-        <w:t xml:space="preserve">결근을 "출근 체크가 없고 승인된 휴가도 없으면 결근"으로만 판정하면, 직원 개인의 정기휴무일마다 매주 오판정이 생긴다. 근무일이 고정되지 않은 파트타임은 자동 판정 자체가 맞지 않는다.</w:t>
-      </w:r>
-    </w:p>
-    <w:p>
-      <w:pPr>
-        <w:pStyle w:val="Heading3"/>
-      </w:pPr>
-      <w:r>
-        <w:t xml:space="preserve">시스템 반영</w:t>
+        <w:t xml:space="preserve">계약 상태는 본사가 지점 상세의 "계약 상태 변경"으로 바꾼다. 종료로 바꾸면 그 지점에 파견 중이던 직원의 파견이 같은 처리 안에서 끝나고, 재배치할 직원이 결과 창과 직원 화면의 "재배치 대기"에 나온다.</w:t>
       </w:r>
     </w:p>
     <w:p>
@@ -3032,17 +2972,62 @@
         <w:spacing w:after="60" w:line="290"/>
       </w:pPr>
       <w:r>
-        <w:t xml:space="preserve">직원의 소속은 </w:t>
+        <w:t xml:space="preserve">갱신임박 자동 전환(종료일 60일 전 배치)은 스케줄러가 필요해 </w:t>
       </w:r>
       <w:r>
         <w:rPr>
           <w:b/>
           <w:bCs/>
         </w:rPr>
-        <w:t xml:space="preserve">파견 이력</w:t>
-      </w:r>
-      <w:r>
-        <w:t xml:space="preserve">으로 관리한다. 직원당 진행 중 파견은 1건이고, 재배치하면 옛 지점의 담당 회원 관계를 같은 처리 안에서 정리한다.</w:t>
+        <w:t xml:space="preserve">아직 없다.</w:t>
+      </w:r>
+    </w:p>
+    <w:p>
+      <w:pPr>
+        <w:pStyle w:val="Heading2"/>
+      </w:pPr>
+      <w:r>
+        <w:t xml:space="preserve">2.5 인력 운용 — 파견·근태·연차</w:t>
+      </w:r>
+    </w:p>
+    <w:p>
+      <w:pPr>
+        <w:pStyle w:val="Heading3"/>
+      </w:pPr>
+      <w:r>
+        <w:t xml:space="preserve">실무</w:t>
+      </w:r>
+    </w:p>
+    <w:p>
+      <w:pPr>
+        <w:spacing w:after="120" w:line="300"/>
+      </w:pPr>
+      <w:r>
+        <w:t xml:space="preserve">채용과 재배치는 본사만 결정하고, 지점 관리자는 파견된 인력의 일상 관리만 한다. 시설은 주 7일 운영되므로 직원은 요일별 교대·정기휴무로 일한다. 휴가는 종류마다 다르다 — 연차만 잔여일수에서 차감되고, 병가·경조사는 승인해도 연차를 건드리지 않는다.</w:t>
+      </w:r>
+    </w:p>
+    <w:p>
+      <w:pPr>
+        <w:pStyle w:val="Heading3"/>
+      </w:pPr>
+      <w:r>
+        <w:t xml:space="preserve">분석</w:t>
+      </w:r>
+    </w:p>
+    <w:p>
+      <w:pPr>
+        <w:spacing w:after="120" w:line="300"/>
+      </w:pPr>
+      <w:r>
+        <w:t xml:space="preserve">결근을 "출근 체크가 없고 승인된 휴가도 없으면 결근"으로만 판정하면, 직원 개인의 정기휴무일마다 매주 오판정이 생긴다. 근무일이 고정되지 않은 파트타임은 자동 판정 자체가 맞지 않는다.</w:t>
+      </w:r>
+    </w:p>
+    <w:p>
+      <w:pPr>
+        <w:pStyle w:val="Heading3"/>
+      </w:pPr>
+      <w:r>
+        <w:t xml:space="preserve">시스템 반영</w:t>
       </w:r>
     </w:p>
     <w:p>
@@ -3055,17 +3040,17 @@
         <w:spacing w:after="60" w:line="290"/>
       </w:pPr>
       <w:r>
-        <w:t xml:space="preserve">결근은 배치로 자동 확정하지 않고, 지점 관리자가 </w:t>
+        <w:t xml:space="preserve">직원의 소속은 </w:t>
       </w:r>
       <w:r>
         <w:rPr>
           <w:b/>
           <w:bCs/>
         </w:rPr>
-        <w:t xml:space="preserve">미리보기 후 명시적으로 확정</w:t>
-      </w:r>
-      <w:r>
-        <w:t xml:space="preserve">한다. 정기휴무 요일과 파트타임을 판정에서 뺀다.</w:t>
+        <w:t xml:space="preserve">파견 이력</w:t>
+      </w:r>
+      <w:r>
+        <w:t xml:space="preserve">으로 관리한다. 직원당 진행 중 파견은 1건이고, 재배치하면 옛 지점의 담당 회원 관계를 같은 처리 안에서 정리한다.</w:t>
       </w:r>
     </w:p>
     <w:p>
@@ -3078,17 +3063,17 @@
         <w:spacing w:after="60" w:line="290"/>
       </w:pPr>
       <w:r>
-        <w:t xml:space="preserve">연차는 </w:t>
+        <w:t xml:space="preserve">결근은 배치로 자동 확정하지 않고, 지점 관리자가 </w:t>
       </w:r>
       <w:r>
         <w:rPr>
           <w:b/>
           <w:bCs/>
         </w:rPr>
-        <w:t xml:space="preserve">승인 시점에만</w:t>
-      </w:r>
-      <w:r>
-        <w:t xml:space="preserve"> 차감한다. 잔여일수를 넘는 신청은 막지 않는다(관리자 재량 승인 실무 반영).</w:t>
+        <w:t xml:space="preserve">미리보기 후 명시적으로 확정</w:t>
+      </w:r>
+      <w:r>
+        <w:t xml:space="preserve">한다. 정기휴무 요일과 파트타임을 판정에서 뺀다.</w:t>
       </w:r>
     </w:p>
     <w:p>
@@ -3101,7 +3086,17 @@
         <w:spacing w:after="60" w:line="290"/>
       </w:pPr>
       <w:r>
-        <w:t xml:space="preserve">근태 기록은 그날 실제로 파견돼 있던 지점에 귀속한다. 재배치 후에도 과거 근태는 원래 지점 기준으로 남는다.</w:t>
+        <w:t xml:space="preserve">연차는 </w:t>
+      </w:r>
+      <w:r>
+        <w:rPr>
+          <w:b/>
+          <w:bCs/>
+        </w:rPr>
+        <w:t xml:space="preserve">승인 시점에만</w:t>
+      </w:r>
+      <w:r>
+        <w:t xml:space="preserve"> 차감한다. 잔여일수를 넘는 신청은 막지 않는다(관리자 재량 승인 실무 반영).</w:t>
       </w:r>
     </w:p>
     <w:p>
@@ -3114,6 +3109,32 @@
         <w:spacing w:after="60" w:line="290"/>
       </w:pPr>
       <w:r>
+        <w:t xml:space="preserve">근태 기록은 그날 실제로 파견돼 있던 지점에 귀속한다. 재배치 후에도 과거 근태는 원래 지점 기준으로 남는다.</w:t>
+      </w:r>
+    </w:p>
+    <w:p>
+      <w:pPr>
+        <w:pStyle w:val="ListParagraph"/>
+        <w:numPr>
+          <w:ilvl w:val="0"/>
+          <w:numId w:val="2"/>
+        </w:numPr>
+        <w:spacing w:after="60" w:line="290"/>
+      </w:pPr>
+      <w:r>
+        <w:t xml:space="preserve">채용·재배치·퇴사 화면이 있다. 계약이 끝난 지점의 직원은 본사가 재배치하거나 퇴사 처리한다.</w:t>
+      </w:r>
+    </w:p>
+    <w:p>
+      <w:pPr>
+        <w:pStyle w:val="ListParagraph"/>
+        <w:numPr>
+          <w:ilvl w:val="0"/>
+          <w:numId w:val="2"/>
+        </w:numPr>
+        <w:spacing w:after="60" w:line="290"/>
+      </w:pPr>
+      <w:r>
         <w:rPr>
           <w:b/>
           <w:bCs/>
@@ -3121,7 +3142,7 @@
         <w:t xml:space="preserve">미구현</w:t>
       </w:r>
       <w:r>
-        <w:t xml:space="preserve">: 채용·재배치·퇴사는 API만 있고 화면이 없다. 직원 본인의 인사정보 변경 신청·승인도 아직 없다.</w:t>
+        <w:t xml:space="preserve">: 직원 본인의 인사정보 변경 신청·승인, 관리자가 직원 업무일지를 여는 화면.</w:t>
       </w:r>
     </w:p>
     <w:p>
@@ -3382,7 +3403,7 @@
         <w:t xml:space="preserve">보류</w:t>
       </w:r>
       <w:r>
-        <w:t xml:space="preserve">: 재물조사 워크플로와 감가상각 장부가액 계산은 범위를 넓히는 일이라 보류했다. 자산 정보 수정은 API만 있고 화면이 없다.</w:t>
+        <w:t xml:space="preserve">: 재물조사 워크플로와 감가상각 장부가액 계산은 범위를 넓히는 일이라 보류했다.</w:t>
       </w:r>
     </w:p>
     <w:p>
@@ -4009,7 +4030,7 @@
                 <w:sz w:val="18"/>
                 <w:szCs w:val="18"/>
               </w:rPr>
-              <w:t xml:space="preserve">계약 상태 4단계, 종료 지점 신규 활동 차단</w:t>
+              <w:t xml:space="preserve">계약 상태 4단계, 종료 지점 신규 활동 차단, 계약 상태 변경 + 파견 자동 종료·재배치 대기</w:t>
             </w:r>
           </w:p>
         </w:tc>
@@ -4038,7 +4059,7 @@
                 <w:sz w:val="18"/>
                 <w:szCs w:val="18"/>
               </w:rPr>
-              <w:t xml:space="preserve">종료 시 파견 직원 처리, 갱신임박 자동 전환</w:t>
+              <w:t xml:space="preserve">갱신임박 자동 전환</w:t>
             </w:r>
           </w:p>
         </w:tc>
@@ -4127,7 +4148,7 @@
                 <w:sz w:val="18"/>
                 <w:szCs w:val="18"/>
               </w:rPr>
-              <w:t xml:space="preserve">API 전부, 파견 이력·권한 분리</w:t>
+              <w:t xml:space="preserve">API·화면, 파견 이력·권한 분리, 변경 이력·전화번호 열람 기록</w:t>
             </w:r>
           </w:p>
         </w:tc>
@@ -4156,7 +4177,7 @@
                 <w:sz w:val="18"/>
                 <w:szCs w:val="18"/>
               </w:rPr>
-              <w:t xml:space="preserve">채용·재배치·퇴사 화면, 변경 신청 승인</w:t>
+              <w:t xml:space="preserve">변경 신청 승인</w:t>
             </w:r>
           </w:p>
         </w:tc>
@@ -4274,7 +4295,7 @@
                 <w:sz w:val="18"/>
                 <w:szCs w:val="18"/>
               </w:rPr>
-              <w:t xml:space="preserve">결근 확정 화면</w:t>
+              <w:t xml:space="preserve">관리자의 업무일지 열람 화면</w:t>
             </w:r>
           </w:p>
         </w:tc>
@@ -4363,7 +4384,7 @@
                 <w:sz w:val="18"/>
                 <w:szCs w:val="18"/>
               </w:rPr>
-              <w:t xml:space="preserve">회원·수강·PT·예약·모의 결제·프로그램</w:t>
+              <w:t xml:space="preserve">회원·수강·PT·예약·모의 결제·프로그램, 회원 모바일 웹</w:t>
             </w:r>
           </w:p>
         </w:tc>
@@ -4392,7 +4413,7 @@
                 <w:sz w:val="18"/>
                 <w:szCs w:val="18"/>
               </w:rPr>
-              <w:t xml:space="preserve">결제 내역 화면, 캘린더형 예약</w:t>
+              <w:t xml:space="preserve">캘린더형 예약, 종목·시간대·연령대 필터</w:t>
             </w:r>
           </w:p>
         </w:tc>
@@ -4481,7 +4502,7 @@
                 <w:sz w:val="18"/>
                 <w:szCs w:val="18"/>
               </w:rPr>
-              <w:t xml:space="preserve">자산 대장·채번·상태 전이</w:t>
+              <w:t xml:space="preserve">자산 대장·채번·상태 전이·정보 수정</w:t>
             </w:r>
           </w:p>
         </w:tc>
@@ -4510,7 +4531,7 @@
                 <w:sz w:val="18"/>
                 <w:szCs w:val="18"/>
               </w:rPr>
-              <w:t xml:space="preserve">재물조사·감가상각(보류), 정보 수정 화면</w:t>
+              <w:t xml:space="preserve">재물조사·감가상각(보류)</w:t>
             </w:r>
           </w:p>
         </w:tc>
@@ -5074,7 +5095,7 @@
         <w:spacing w:after="120" w:line="300"/>
       </w:pPr>
       <w:r>
-        <w:t xml:space="preserve">관리자 웹(React)과 REST API(NestJS), PostgreSQL(Supabase, 서울)로 구성한다. API는 AWS Lambda(서울)에서 돌고, Cloudflare Worker가 화면과 API를 한 주소로 묶으며 로그인 요청 제한을 맡는다. 세부는 </w:t>
+        <w:t xml:space="preserve">관리자 웹·회원 모바일 웹(React)과 REST API(NestJS), PostgreSQL(Supabase, 서울)로 구성한다. API는 AWS Lambda(서울)에서 돌고, Cloudflare Worker가 화면과 API를 한 주소로 묶으며 로그인 요청 제한을 맡는다. 세부는 </w:t>
       </w:r>
       <w:r>
         <w:rPr>
@@ -5097,7 +5118,7 @@
           <wp:inline distT="0" distB="0" distL="0" distR="0">
             <wp:extent cx="4895850" cy="3429000"/>
             <wp:effectExtent t="0" r="0" b="0" l="0"/>
-            <wp:docPr id="1" name="arch" descr="그림 2. 시스템 구성 — 실선이 지금의 운영 경로" title="그림 2. 시스템 구성 — 실선이 지금의 운영 경로"/>
+            <wp:docPr id="1" name="arch" descr="그림 2. 시스템 구성 — 관리자 웹과 회원 모바일 웹이 같은 Worker를 거친다" title="그림 2. 시스템 구성 — 관리자 웹과 회원 모바일 웹이 같은 Worker를 거친다"/>
             <wp:cNvGraphicFramePr>
               <a:graphicFrameLocks xmlns:a="http://schemas.openxmlformats.org/drawingml/2006/main" noChangeAspect="1"/>
             </wp:cNvGraphicFramePr>
@@ -5144,7 +5165,7 @@
           <w:sz w:val="18"/>
           <w:szCs w:val="18"/>
         </w:rPr>
-        <w:t xml:space="preserve">그림 2. 시스템 구성 — 실선이 지금의 운영 경로</w:t>
+        <w:t xml:space="preserve">그림 2. 시스템 구성 — 관리자 웹과 회원 모바일 웹이 같은 Worker를 거친다</w:t>
       </w:r>
     </w:p>
     <w:p>
@@ -5297,7 +5318,7 @@
                 <w:sz w:val="18"/>
                 <w:szCs w:val="18"/>
               </w:rPr>
-              <w:t xml:space="preserve">관리자 웹(본사·지점 관리자·직원), 회원 모바일 웹(개발 예정), REST API, 실DB, 9개 도메인 — 권한관리·인사정보관리·근태관리·게시판·회원관리·예약및결제·강사프로그램게시·혼잡도관리·자원문서관리</w:t>
+              <w:t xml:space="preserve">관리자 웹(본사·지점 관리자·직원), 회원 모바일 웹(2026-10-09 배포), REST API, 실DB, 9개 도메인 — 권한관리·인사정보관리·근태관리·게시판·회원관리·예약및결제·강사프로그램게시·혼잡도관리·자원문서관리</w:t>
             </w:r>
           </w:p>
         </w:tc>
@@ -5670,7 +5691,7 @@
         <w:spacing w:after="60" w:line="290"/>
       </w:pPr>
       <w:r>
-        <w:t xml:space="preserve">처리 성능은 문제가 아니다 — 피크 시간대 약 3 rps, 순간 몰림을 크게 잡아도 약 8 rps(계산값)이고, Lambda 위에서 실측한 처리 한계는 약 50 rps다(2026-10-04 k6). 동시 실행 상한 10은 관리자·회원 요청이 함께 쓴다.</w:t>
+        <w:t xml:space="preserve">처리 성능은 평균으로는 문제가 아니다 — 피크 시간대 약 3 rps, 순간 몰림을 크게 잡아도 약 8 rps(계산값)이고, 운영 Lambda에서 잰 요청당 처리 시간은 약 40ms, 과부하에서 실제로 처리한 양은 약 80~90 rps다(2026-10-12 k6·CloudWatch, 측정 PC가 먼저 막혀 하한). 동시 실행 상한 10은 관리자·회원 요청이 함께 쓴다. 다만 순간 몰림과 콜드 스타트 때 상한에 닿아 일부 요청이 거절됐고, 원인은 확인 중이다.</w:t>
       </w:r>
     </w:p>
     <w:p>
@@ -5683,7 +5704,7 @@
         <w:spacing w:after="60" w:line="290"/>
       </w:pPr>
       <w:r>
-        <w:t xml:space="preserve">회원 기능의 API(가입·연동·예약·결제·게시판 열람)는 이미 구현돼 있다. 지금은 회원 계정으로 관리자 웹에 로그인해 쓸 수 있다.</w:t>
+        <w:t xml:space="preserve">회원 모바일 웹(`/m/`)은 2026-10-09 배포했다 — 로그인, 프로그램·회차 조회, 예약·모의 결제·취소, 공지, 혼잡도, 내 정보, 가입·지점 회원 연동. 홈 화면에 설치할 수 있다(PWA).</w:t>
       </w:r>
     </w:p>
     <w:p>
@@ -5996,7 +6017,7 @@
                 <w:sz w:val="18"/>
                 <w:szCs w:val="18"/>
               </w:rPr>
-              <w:t xml:space="preserve">자체 개발은 구현, </w:t>
+              <w:t xml:space="preserve">자체 개발은 구현, 변경 이력은 </w:t>
             </w:r>
             <w:r>
               <w:rPr>
@@ -6005,7 +6026,14 @@
                 <w:sz w:val="18"/>
                 <w:szCs w:val="18"/>
               </w:rPr>
-              <w:t xml:space="preserve">변경 이력은 미구현</w:t>
+              <w:t xml:space="preserve">부분 구현</w:t>
+            </w:r>
+            <w:r>
+              <w:rPr>
+                <w:sz w:val="18"/>
+                <w:szCs w:val="18"/>
+              </w:rPr>
+              <w:t xml:space="preserve">(인사 변경·전화번호 열람만)</w:t>
             </w:r>
           </w:p>
         </w:tc>
@@ -6919,6 +6947,186 @@
           </w:p>
         </w:tc>
       </w:tr>
+      <w:tr>
+        <w:tc>
+          <w:tcPr>
+            <w:tcW w:type="dxa" w:w="2141"/>
+            <w:tcBorders>
+              <w:top w:val="single" w:color="CBD0CD" w:sz="4"/>
+              <w:left w:val="single" w:color="CBD0CD" w:sz="4"/>
+              <w:bottom w:val="single" w:color="CBD0CD" w:sz="4"/>
+              <w:right w:val="single" w:color="CBD0CD" w:sz="4"/>
+            </w:tcBorders>
+            <w:tcMar>
+              <w:top w:type="dxa" w:w="60"/>
+              <w:left w:type="dxa" w:w="100"/>
+              <w:bottom w:type="dxa" w:w="60"/>
+              <w:right w:type="dxa" w:w="100"/>
+            </w:tcMar>
+          </w:tcPr>
+          <w:p>
+            <w:pPr>
+              <w:spacing w:after="0" w:line="260"/>
+            </w:pPr>
+            <w:r>
+              <w:rPr>
+                <w:sz w:val="18"/>
+                <w:szCs w:val="18"/>
+              </w:rPr>
+              <w:t xml:space="preserve">10월 7~9일</w:t>
+            </w:r>
+          </w:p>
+        </w:tc>
+        <w:tc>
+          <w:tcPr>
+            <w:tcW w:type="dxa" w:w="7497"/>
+            <w:tcBorders>
+              <w:top w:val="single" w:color="CBD0CD" w:sz="4"/>
+              <w:left w:val="single" w:color="CBD0CD" w:sz="4"/>
+              <w:bottom w:val="single" w:color="CBD0CD" w:sz="4"/>
+              <w:right w:val="single" w:color="CBD0CD" w:sz="4"/>
+            </w:tcBorders>
+            <w:tcMar>
+              <w:top w:type="dxa" w:w="60"/>
+              <w:left w:type="dxa" w:w="100"/>
+              <w:bottom w:type="dxa" w:w="60"/>
+              <w:right w:type="dxa" w:w="100"/>
+            </w:tcMar>
+          </w:tcPr>
+          <w:p>
+            <w:pPr>
+              <w:spacing w:after="0" w:line="260"/>
+            </w:pPr>
+            <w:r>
+              <w:rPr>
+                <w:sz w:val="18"/>
+                <w:szCs w:val="18"/>
+              </w:rPr>
+              <w:t xml:space="preserve">목록 페이지네이션·전화번호 마스킹, 변경 이력(인사)·공통 알림, 회원 모바일 웹 구현·배포, 인사·비밀번호·가입·연동 화면, 화면별 도움말</w:t>
+            </w:r>
+          </w:p>
+        </w:tc>
+      </w:tr>
+      <w:tr>
+        <w:tc>
+          <w:tcPr>
+            <w:tcW w:type="dxa" w:w="2141"/>
+            <w:tcBorders>
+              <w:top w:val="single" w:color="CBD0CD" w:sz="4"/>
+              <w:left w:val="single" w:color="CBD0CD" w:sz="4"/>
+              <w:bottom w:val="single" w:color="CBD0CD" w:sz="4"/>
+              <w:right w:val="single" w:color="CBD0CD" w:sz="4"/>
+            </w:tcBorders>
+            <w:tcMar>
+              <w:top w:type="dxa" w:w="60"/>
+              <w:left w:type="dxa" w:w="100"/>
+              <w:bottom w:type="dxa" w:w="60"/>
+              <w:right w:type="dxa" w:w="100"/>
+            </w:tcMar>
+          </w:tcPr>
+          <w:p>
+            <w:pPr>
+              <w:spacing w:after="0" w:line="260"/>
+            </w:pPr>
+            <w:r>
+              <w:rPr>
+                <w:sz w:val="18"/>
+                <w:szCs w:val="18"/>
+              </w:rPr>
+              <w:t xml:space="preserve">10월 10일</w:t>
+            </w:r>
+          </w:p>
+        </w:tc>
+        <w:tc>
+          <w:tcPr>
+            <w:tcW w:type="dxa" w:w="7497"/>
+            <w:tcBorders>
+              <w:top w:val="single" w:color="CBD0CD" w:sz="4"/>
+              <w:left w:val="single" w:color="CBD0CD" w:sz="4"/>
+              <w:bottom w:val="single" w:color="CBD0CD" w:sz="4"/>
+              <w:right w:val="single" w:color="CBD0CD" w:sz="4"/>
+            </w:tcBorders>
+            <w:tcMar>
+              <w:top w:type="dxa" w:w="60"/>
+              <w:left w:type="dxa" w:w="100"/>
+              <w:bottom w:type="dxa" w:w="60"/>
+              <w:right w:type="dxa" w:w="100"/>
+            </w:tcMar>
+          </w:tcPr>
+          <w:p>
+            <w:pPr>
+              <w:spacing w:after="0" w:line="260"/>
+            </w:pPr>
+            <w:r>
+              <w:rPr>
+                <w:sz w:val="18"/>
+                <w:szCs w:val="18"/>
+              </w:rPr>
+              <w:t xml:space="preserve">지점 격리 검사를 전역 가드 한 곳으로 모음, 전화번호 열람 기록, 계약 상태 변경·파견 자동 종료·재배치 대기, 결근 확정·자산 수정 화면</w:t>
+            </w:r>
+          </w:p>
+        </w:tc>
+      </w:tr>
+      <w:tr>
+        <w:tc>
+          <w:tcPr>
+            <w:tcW w:type="dxa" w:w="2141"/>
+            <w:tcBorders>
+              <w:top w:val="single" w:color="CBD0CD" w:sz="4"/>
+              <w:left w:val="single" w:color="CBD0CD" w:sz="4"/>
+              <w:bottom w:val="single" w:color="CBD0CD" w:sz="4"/>
+              <w:right w:val="single" w:color="CBD0CD" w:sz="4"/>
+            </w:tcBorders>
+            <w:tcMar>
+              <w:top w:type="dxa" w:w="60"/>
+              <w:left w:type="dxa" w:w="100"/>
+              <w:bottom w:type="dxa" w:w="60"/>
+              <w:right w:type="dxa" w:w="100"/>
+            </w:tcMar>
+          </w:tcPr>
+          <w:p>
+            <w:pPr>
+              <w:spacing w:after="0" w:line="260"/>
+            </w:pPr>
+            <w:r>
+              <w:rPr>
+                <w:sz w:val="18"/>
+                <w:szCs w:val="18"/>
+              </w:rPr>
+              <w:t xml:space="preserve">10월 10~12일</w:t>
+            </w:r>
+          </w:p>
+        </w:tc>
+        <w:tc>
+          <w:tcPr>
+            <w:tcW w:type="dxa" w:w="7497"/>
+            <w:tcBorders>
+              <w:top w:val="single" w:color="CBD0CD" w:sz="4"/>
+              <w:left w:val="single" w:color="CBD0CD" w:sz="4"/>
+              <w:bottom w:val="single" w:color="CBD0CD" w:sz="4"/>
+              <w:right w:val="single" w:color="CBD0CD" w:sz="4"/>
+            </w:tcBorders>
+            <w:tcMar>
+              <w:top w:type="dxa" w:w="60"/>
+              <w:left w:type="dxa" w:w="100"/>
+              <w:bottom w:type="dxa" w:w="60"/>
+              <w:right w:type="dxa" w:w="100"/>
+            </w:tcMar>
+          </w:tcPr>
+          <w:p>
+            <w:pPr>
+              <w:spacing w:after="0" w:line="260"/>
+            </w:pPr>
+            <w:r>
+              <w:rPr>
+                <w:sz w:val="18"/>
+                <w:szCs w:val="18"/>
+              </w:rPr>
+              <w:t xml:space="preserve">처리 한계 원인 측정(DB 풀러 모드의 작업당 왕복) → DB 접속을 Session pooler로 전환 → 운영 재측정: 요청당 처리 시간 약 110ms → 약 40ms</w:t>
+            </w:r>
+          </w:p>
+        </w:tc>
+      </w:tr>
     </w:tbl>
     <w:p>
       <w:pPr>
@@ -7130,7 +7338,7 @@
                 <w:sz w:val="18"/>
                 <w:szCs w:val="18"/>
               </w:rPr>
-              <w:t xml:space="preserve">78개</w:t>
+              <w:t xml:space="preserve">81개</w:t>
             </w:r>
           </w:p>
         </w:tc>
@@ -7190,7 +7398,7 @@
                 <w:sz w:val="18"/>
                 <w:szCs w:val="18"/>
               </w:rPr>
-              <w:t xml:space="preserve">16개</w:t>
+              <w:t xml:space="preserve">18개</w:t>
             </w:r>
           </w:p>
         </w:tc>
@@ -7221,7 +7429,7 @@
                 <w:sz w:val="18"/>
                 <w:szCs w:val="18"/>
               </w:rPr>
-              <w:t xml:space="preserve">DB 테이블</w:t>
+              <w:t xml:space="preserve">회원 웹 화면</w:t>
             </w:r>
           </w:p>
         </w:tc>
@@ -7250,7 +7458,7 @@
                 <w:sz w:val="18"/>
                 <w:szCs w:val="18"/>
               </w:rPr>
-              <w:t xml:space="preserve">31개(코드에서 쓰지 않는 7개 포함)</w:t>
+              <w:t xml:space="preserve">12개</w:t>
             </w:r>
           </w:p>
         </w:tc>
@@ -7281,6 +7489,66 @@
                 <w:sz w:val="18"/>
                 <w:szCs w:val="18"/>
               </w:rPr>
+              <w:t xml:space="preserve">DB 테이블</w:t>
+            </w:r>
+          </w:p>
+        </w:tc>
+        <w:tc>
+          <w:tcPr>
+            <w:tcW w:type="dxa" w:w="7229"/>
+            <w:tcBorders>
+              <w:top w:val="single" w:color="CBD0CD" w:sz="4"/>
+              <w:left w:val="single" w:color="CBD0CD" w:sz="4"/>
+              <w:bottom w:val="single" w:color="CBD0CD" w:sz="4"/>
+              <w:right w:val="single" w:color="CBD0CD" w:sz="4"/>
+            </w:tcBorders>
+            <w:tcMar>
+              <w:top w:type="dxa" w:w="60"/>
+              <w:left w:type="dxa" w:w="100"/>
+              <w:bottom w:type="dxa" w:w="60"/>
+              <w:right w:type="dxa" w:w="100"/>
+            </w:tcMar>
+          </w:tcPr>
+          <w:p>
+            <w:pPr>
+              <w:spacing w:after="0" w:line="260"/>
+            </w:pPr>
+            <w:r>
+              <w:rPr>
+                <w:sz w:val="18"/>
+                <w:szCs w:val="18"/>
+              </w:rPr>
+              <w:t xml:space="preserve">31개(코드에서 쓰지 않는 6개 포함)</w:t>
+            </w:r>
+          </w:p>
+        </w:tc>
+      </w:tr>
+      <w:tr>
+        <w:tc>
+          <w:tcPr>
+            <w:tcW w:type="dxa" w:w="2409"/>
+            <w:tcBorders>
+              <w:top w:val="single" w:color="CBD0CD" w:sz="4"/>
+              <w:left w:val="single" w:color="CBD0CD" w:sz="4"/>
+              <w:bottom w:val="single" w:color="CBD0CD" w:sz="4"/>
+              <w:right w:val="single" w:color="CBD0CD" w:sz="4"/>
+            </w:tcBorders>
+            <w:tcMar>
+              <w:top w:type="dxa" w:w="60"/>
+              <w:left w:type="dxa" w:w="100"/>
+              <w:bottom w:type="dxa" w:w="60"/>
+              <w:right w:type="dxa" w:w="100"/>
+            </w:tcMar>
+          </w:tcPr>
+          <w:p>
+            <w:pPr>
+              <w:spacing w:after="0" w:line="260"/>
+            </w:pPr>
+            <w:r>
+              <w:rPr>
+                <w:sz w:val="18"/>
+                <w:szCs w:val="18"/>
+              </w:rPr>
               <w:t xml:space="preserve">API 자동 테스트 파일</w:t>
             </w:r>
           </w:p>
@@ -7310,7 +7578,7 @@
                 <w:sz w:val="18"/>
                 <w:szCs w:val="18"/>
               </w:rPr>
-              <w:t xml:space="preserve">28개 — 불변식 3개와 실DB 동시성 중심. 관리자 웹은 자동 테스트 없이 lint·빌드까지만 검증</w:t>
+              <w:t xml:space="preserve">35개 — 불변식 3개와 실DB 동시성 중심. 관리자 웹·회원 웹은 자동 테스트 없이 lint·빌드까지만 검증</w:t>
             </w:r>
           </w:p>
         </w:tc>
@@ -7508,7 +7776,7 @@
                 <w:sz w:val="18"/>
                 <w:szCs w:val="18"/>
               </w:rPr>
-              <w:t xml:space="preserve">변경 이력</w:t>
+              <w:t xml:space="preserve">변경 이력 범위</w:t>
             </w:r>
           </w:p>
         </w:tc>
@@ -7537,7 +7805,7 @@
                 <w:sz w:val="18"/>
                 <w:szCs w:val="18"/>
               </w:rPr>
-              <w:t xml:space="preserve">테이블만 있고 기록하지 않음</w:t>
+              <w:t xml:space="preserve">인사 변경 4종과 전화번호 열람만 기록. 회원·자산 상태 변경, 근태 정정은 기록하지 않음</w:t>
             </w:r>
           </w:p>
         </w:tc>
@@ -7568,7 +7836,7 @@
                 <w:sz w:val="18"/>
                 <w:szCs w:val="18"/>
               </w:rPr>
-              <w:t xml:space="preserve">사용자인터페이스보안</w:t>
+              <w:t xml:space="preserve">인사정보관리</w:t>
             </w:r>
           </w:p>
         </w:tc>
@@ -7597,7 +7865,7 @@
                 <w:sz w:val="18"/>
                 <w:szCs w:val="18"/>
               </w:rPr>
-              <w:t xml:space="preserve">응답 민감정보 마스킹</w:t>
+              <w:t xml:space="preserve">인사 변경 신청 → 승인</w:t>
             </w:r>
           </w:p>
         </w:tc>
@@ -7626,7 +7894,7 @@
                 <w:sz w:val="18"/>
                 <w:szCs w:val="18"/>
               </w:rPr>
-              <w:t xml:space="preserve">없음</w:t>
+              <w:t xml:space="preserve">테이블만 있음</w:t>
             </w:r>
           </w:p>
         </w:tc>
@@ -7657,7 +7925,7 @@
                 <w:sz w:val="18"/>
                 <w:szCs w:val="18"/>
               </w:rPr>
-              <w:t xml:space="preserve">인사정보관리</w:t>
+              <w:t xml:space="preserve">게시판</w:t>
             </w:r>
           </w:p>
         </w:tc>
@@ -7686,7 +7954,7 @@
                 <w:sz w:val="18"/>
                 <w:szCs w:val="18"/>
               </w:rPr>
-              <w:t xml:space="preserve">인사 변경 신청 → 승인</w:t>
+              <w:t xml:space="preserve">본사→현장 교육자료 첨부</w:t>
             </w:r>
           </w:p>
         </w:tc>
@@ -7746,7 +8014,7 @@
                 <w:sz w:val="18"/>
                 <w:szCs w:val="18"/>
               </w:rPr>
-              <w:t xml:space="preserve">게시판</w:t>
+              <w:t xml:space="preserve">개념도(현장→본사)</w:t>
             </w:r>
           </w:p>
         </w:tc>
@@ -7775,7 +8043,7 @@
                 <w:sz w:val="18"/>
                 <w:szCs w:val="18"/>
               </w:rPr>
-              <w:t xml:space="preserve">본사→현장 교육자료 첨부</w:t>
+              <w:t xml:space="preserve">업무지원 요청</w:t>
             </w:r>
           </w:p>
         </w:tc>
@@ -7804,7 +8072,7 @@
                 <w:sz w:val="18"/>
                 <w:szCs w:val="18"/>
               </w:rPr>
-              <w:t xml:space="preserve">테이블만 있음</w:t>
+              <w:t xml:space="preserve">없음 — 새 테이블이 필요할 수 있다</w:t>
             </w:r>
           </w:p>
         </w:tc>
@@ -7835,7 +8103,7 @@
                 <w:sz w:val="18"/>
                 <w:szCs w:val="18"/>
               </w:rPr>
-              <w:t xml:space="preserve">온라인도움말·상호작용메시지</w:t>
+              <w:t xml:space="preserve">근태관리</w:t>
             </w:r>
           </w:p>
         </w:tc>
@@ -7864,7 +8132,7 @@
                 <w:sz w:val="18"/>
                 <w:szCs w:val="18"/>
               </w:rPr>
-              <w:t xml:space="preserve">공통 알림(Toast)·화면별 도움말</w:t>
+              <w:t xml:space="preserve">관리자의 직원 업무일지 열람</w:t>
             </w:r>
           </w:p>
         </w:tc>
@@ -7893,7 +8161,274 @@
                 <w:sz w:val="18"/>
                 <w:szCs w:val="18"/>
               </w:rPr>
-              <w:t xml:space="preserve">모달만 있음</w:t>
+              <w:t xml:space="preserve">API는 있고 화면 없음</w:t>
+            </w:r>
+          </w:p>
+        </w:tc>
+      </w:tr>
+      <w:tr>
+        <w:tc>
+          <w:tcPr>
+            <w:tcW w:type="dxa" w:w="3212"/>
+            <w:tcBorders>
+              <w:top w:val="single" w:color="CBD0CD" w:sz="4"/>
+              <w:left w:val="single" w:color="CBD0CD" w:sz="4"/>
+              <w:bottom w:val="single" w:color="CBD0CD" w:sz="4"/>
+              <w:right w:val="single" w:color="CBD0CD" w:sz="4"/>
+            </w:tcBorders>
+            <w:tcMar>
+              <w:top w:type="dxa" w:w="60"/>
+              <w:left w:type="dxa" w:w="100"/>
+              <w:bottom w:type="dxa" w:w="60"/>
+              <w:right w:type="dxa" w:w="100"/>
+            </w:tcMar>
+          </w:tcPr>
+          <w:p>
+            <w:pPr>
+              <w:spacing w:after="0" w:line="260"/>
+            </w:pPr>
+            <w:r>
+              <w:rPr>
+                <w:sz w:val="18"/>
+                <w:szCs w:val="18"/>
+              </w:rPr>
+              <w:t xml:space="preserve">강사,프로그램게시</w:t>
+            </w:r>
+          </w:p>
+        </w:tc>
+        <w:tc>
+          <w:tcPr>
+            <w:tcW w:type="dxa" w:w="3212"/>
+            <w:tcBorders>
+              <w:top w:val="single" w:color="CBD0CD" w:sz="4"/>
+              <w:left w:val="single" w:color="CBD0CD" w:sz="4"/>
+              <w:bottom w:val="single" w:color="CBD0CD" w:sz="4"/>
+              <w:right w:val="single" w:color="CBD0CD" w:sz="4"/>
+            </w:tcBorders>
+            <w:tcMar>
+              <w:top w:type="dxa" w:w="60"/>
+              <w:left w:type="dxa" w:w="100"/>
+              <w:bottom w:type="dxa" w:w="60"/>
+              <w:right w:type="dxa" w:w="100"/>
+            </w:tcMar>
+          </w:tcPr>
+          <w:p>
+            <w:pPr>
+              <w:spacing w:after="0" w:line="260"/>
+            </w:pPr>
+            <w:r>
+              <w:rPr>
+                <w:sz w:val="18"/>
+                <w:szCs w:val="18"/>
+              </w:rPr>
+              <w:t xml:space="preserve">종목·시간대·연령대별 목록</w:t>
+            </w:r>
+          </w:p>
+        </w:tc>
+        <w:tc>
+          <w:tcPr>
+            <w:tcW w:type="dxa" w:w="3214"/>
+            <w:tcBorders>
+              <w:top w:val="single" w:color="CBD0CD" w:sz="4"/>
+              <w:left w:val="single" w:color="CBD0CD" w:sz="4"/>
+              <w:bottom w:val="single" w:color="CBD0CD" w:sz="4"/>
+              <w:right w:val="single" w:color="CBD0CD" w:sz="4"/>
+            </w:tcBorders>
+            <w:tcMar>
+              <w:top w:type="dxa" w:w="60"/>
+              <w:left w:type="dxa" w:w="100"/>
+              <w:bottom w:type="dxa" w:w="60"/>
+              <w:right w:type="dxa" w:w="100"/>
+            </w:tcMar>
+          </w:tcPr>
+          <w:p>
+            <w:pPr>
+              <w:spacing w:after="0" w:line="260"/>
+            </w:pPr>
+            <w:r>
+              <w:rPr>
+                <w:sz w:val="18"/>
+                <w:szCs w:val="18"/>
+              </w:rPr>
+              <w:t xml:space="preserve">부분 구현(이용 방식으로만 구분)</w:t>
+            </w:r>
+          </w:p>
+        </w:tc>
+      </w:tr>
+      <w:tr>
+        <w:tc>
+          <w:tcPr>
+            <w:tcW w:type="dxa" w:w="3212"/>
+            <w:tcBorders>
+              <w:top w:val="single" w:color="CBD0CD" w:sz="4"/>
+              <w:left w:val="single" w:color="CBD0CD" w:sz="4"/>
+              <w:bottom w:val="single" w:color="CBD0CD" w:sz="4"/>
+              <w:right w:val="single" w:color="CBD0CD" w:sz="4"/>
+            </w:tcBorders>
+            <w:tcMar>
+              <w:top w:type="dxa" w:w="60"/>
+              <w:left w:type="dxa" w:w="100"/>
+              <w:bottom w:type="dxa" w:w="60"/>
+              <w:right w:type="dxa" w:w="100"/>
+            </w:tcMar>
+          </w:tcPr>
+          <w:p>
+            <w:pPr>
+              <w:spacing w:after="0" w:line="260"/>
+            </w:pPr>
+            <w:r>
+              <w:rPr>
+                <w:sz w:val="18"/>
+                <w:szCs w:val="18"/>
+              </w:rPr>
+              <w:t xml:space="preserve">시스템성능</w:t>
+            </w:r>
+          </w:p>
+        </w:tc>
+        <w:tc>
+          <w:tcPr>
+            <w:tcW w:type="dxa" w:w="3212"/>
+            <w:tcBorders>
+              <w:top w:val="single" w:color="CBD0CD" w:sz="4"/>
+              <w:left w:val="single" w:color="CBD0CD" w:sz="4"/>
+              <w:bottom w:val="single" w:color="CBD0CD" w:sz="4"/>
+              <w:right w:val="single" w:color="CBD0CD" w:sz="4"/>
+            </w:tcBorders>
+            <w:tcMar>
+              <w:top w:type="dxa" w:w="60"/>
+              <w:left w:type="dxa" w:w="100"/>
+              <w:bottom w:type="dxa" w:w="60"/>
+              <w:right w:type="dxa" w:w="100"/>
+            </w:tcMar>
+          </w:tcPr>
+          <w:p>
+            <w:pPr>
+              <w:spacing w:after="0" w:line="260"/>
+            </w:pPr>
+            <w:r>
+              <w:rPr>
+                <w:sz w:val="18"/>
+                <w:szCs w:val="18"/>
+              </w:rPr>
+              <w:t xml:space="preserve">느린 작업의 사용자 사전 알림</w:t>
+            </w:r>
+          </w:p>
+        </w:tc>
+        <w:tc>
+          <w:tcPr>
+            <w:tcW w:type="dxa" w:w="3214"/>
+            <w:tcBorders>
+              <w:top w:val="single" w:color="CBD0CD" w:sz="4"/>
+              <w:left w:val="single" w:color="CBD0CD" w:sz="4"/>
+              <w:bottom w:val="single" w:color="CBD0CD" w:sz="4"/>
+              <w:right w:val="single" w:color="CBD0CD" w:sz="4"/>
+            </w:tcBorders>
+            <w:tcMar>
+              <w:top w:type="dxa" w:w="60"/>
+              <w:left w:type="dxa" w:w="100"/>
+              <w:bottom w:type="dxa" w:w="60"/>
+              <w:right w:type="dxa" w:w="100"/>
+            </w:tcMar>
+          </w:tcPr>
+          <w:p>
+            <w:pPr>
+              <w:spacing w:after="0" w:line="260"/>
+            </w:pPr>
+            <w:r>
+              <w:rPr>
+                <w:sz w:val="18"/>
+                <w:szCs w:val="18"/>
+              </w:rPr>
+              <w:t xml:space="preserve">운영자 경보만 있음</w:t>
+            </w:r>
+          </w:p>
+        </w:tc>
+      </w:tr>
+      <w:tr>
+        <w:tc>
+          <w:tcPr>
+            <w:tcW w:type="dxa" w:w="3212"/>
+            <w:tcBorders>
+              <w:top w:val="single" w:color="CBD0CD" w:sz="4"/>
+              <w:left w:val="single" w:color="CBD0CD" w:sz="4"/>
+              <w:bottom w:val="single" w:color="CBD0CD" w:sz="4"/>
+              <w:right w:val="single" w:color="CBD0CD" w:sz="4"/>
+            </w:tcBorders>
+            <w:tcMar>
+              <w:top w:type="dxa" w:w="60"/>
+              <w:left w:type="dxa" w:w="100"/>
+              <w:bottom w:type="dxa" w:w="60"/>
+              <w:right w:type="dxa" w:w="100"/>
+            </w:tcMar>
+          </w:tcPr>
+          <w:p>
+            <w:pPr>
+              <w:spacing w:after="0" w:line="260"/>
+            </w:pPr>
+            <w:r>
+              <w:rPr>
+                <w:sz w:val="18"/>
+                <w:szCs w:val="18"/>
+              </w:rPr>
+              <w:t xml:space="preserve">과업4·산출물5</w:t>
+            </w:r>
+          </w:p>
+        </w:tc>
+        <w:tc>
+          <w:tcPr>
+            <w:tcW w:type="dxa" w:w="3212"/>
+            <w:tcBorders>
+              <w:top w:val="single" w:color="CBD0CD" w:sz="4"/>
+              <w:left w:val="single" w:color="CBD0CD" w:sz="4"/>
+              <w:bottom w:val="single" w:color="CBD0CD" w:sz="4"/>
+              <w:right w:val="single" w:color="CBD0CD" w:sz="4"/>
+            </w:tcBorders>
+            <w:tcMar>
+              <w:top w:type="dxa" w:w="60"/>
+              <w:left w:type="dxa" w:w="100"/>
+              <w:bottom w:type="dxa" w:w="60"/>
+              <w:right w:type="dxa" w:w="100"/>
+            </w:tcMar>
+          </w:tcPr>
+          <w:p>
+            <w:pPr>
+              <w:spacing w:after="0" w:line="260"/>
+            </w:pPr>
+            <w:r>
+              <w:rPr>
+                <w:sz w:val="18"/>
+                <w:szCs w:val="18"/>
+              </w:rPr>
+              <w:t xml:space="preserve">이용자 매뉴얼 앱 탑재</w:t>
+            </w:r>
+          </w:p>
+        </w:tc>
+        <w:tc>
+          <w:tcPr>
+            <w:tcW w:type="dxa" w:w="3214"/>
+            <w:tcBorders>
+              <w:top w:val="single" w:color="CBD0CD" w:sz="4"/>
+              <w:left w:val="single" w:color="CBD0CD" w:sz="4"/>
+              <w:bottom w:val="single" w:color="CBD0CD" w:sz="4"/>
+              <w:right w:val="single" w:color="CBD0CD" w:sz="4"/>
+            </w:tcBorders>
+            <w:tcMar>
+              <w:top w:type="dxa" w:w="60"/>
+              <w:left w:type="dxa" w:w="100"/>
+              <w:bottom w:type="dxa" w:w="60"/>
+              <w:right w:type="dxa" w:w="100"/>
+            </w:tcMar>
+          </w:tcPr>
+          <w:p>
+            <w:pPr>
+              <w:spacing w:after="0" w:line="260"/>
+            </w:pPr>
+            <w:r>
+              <w:rPr>
+                <w:sz w:val="18"/>
+                <w:szCs w:val="18"/>
+              </w:rPr>
+              <w:t xml:space="preserve">부분 구현(관리자 웹 도움말만)</w:t>
             </w:r>
           </w:p>
         </w:tc>
@@ -8143,7 +8678,7 @@
         <w:t xml:space="preserve">안정성은 숫자로 확인한다.</w:t>
       </w:r>
       <w:r>
-        <w:t xml:space="preserve"> 첫 배포에서 측정한 15초 지연을 계기로 실DB 전환과 Lambda 전환을 했고, 같은 조건으로 다시 재서 로그인 p95를 237ms로 줄였다. 다만 처리 한계(약 50 rps)가 설계 가정보다 작아 원인을 확인해야 한다.</w:t>
+        <w:t xml:space="preserve"> 첫 배포에서 측정한 15초 지연을 계기로 실DB 전환과 Lambda 전환을 했고, 같은 조건으로 다시 재서 로그인 p95를 237ms로 줄였다. 그다음 처리 한계(약 50 rps)의 원인을 측정해 DB 접속 방식을 바꿨고, 요청당 처리 시간이 약 110ms에서 약 40ms로 줄었다. 순간 몰림 때의 일부 거절은 원인을 아직 확인하지 못했다.</w:t>
       </w:r>
     </w:p>
     <w:p>
@@ -8163,7 +8698,7 @@
         <w:t xml:space="preserve">다음 우선순위</w:t>
       </w:r>
       <w:r>
-        <w:t xml:space="preserve"> — 회원 모바일 웹(수도권 83개) → 처리 한계(약 50 rps) 원인 확인 → 비용이 작은 미구현(변경 이력·마스킹·공통 알림) → 인사 화면(채용·재배치·퇴사) → 지역관리자 계층 필요성에 대한 발주사 확인.</w:t>
+        <w:t xml:space="preserve"> — 시연 데이터 고밀도화(계약 상태별 지점 5곳에 실제 같은 운영 이력) → 몰림 시 거절 원인 확인 → 남은 제안요청서 요구(업무지원 요청·인사 변경 신청·교육자료 첨부·업무일지 열람 화면) → 지역관리자 계층 필요성에 대한 발주사 확인.</w:t>
       </w:r>
     </w:p>
     <w:sectPr>

--- a/docs/deliverables/기업분석및제안서.docx
+++ b/docs/deliverables/기업분석및제안서.docx
@@ -314,7 +314,7 @@
                 <w:sz w:val="18"/>
                 <w:szCs w:val="18"/>
               </w:rPr>
-              <w:t xml:space="preserve">2026-10-14</w:t>
+              <w:t xml:space="preserve">2026-10-23</w:t>
             </w:r>
           </w:p>
         </w:tc>
@@ -3135,14 +3135,17 @@
         <w:spacing w:after="60" w:line="290"/>
       </w:pPr>
       <w:r>
+        <w:t xml:space="preserve">직원 본인의 인사정보 변경은 </w:t>
+      </w:r>
+      <w:r>
         <w:rPr>
           <w:b/>
           <w:bCs/>
         </w:rPr>
-        <w:t xml:space="preserve">미구현</w:t>
-      </w:r>
-      <w:r>
-        <w:t xml:space="preserve">: 직원 본인의 인사정보 변경 신청·승인, 관리자가 직원 업무일지를 여는 화면.</w:t>
+        <w:t xml:space="preserve">본인 신청 → 지점 관리자 1단계 승인</w:t>
+      </w:r>
+      <w:r>
+        <w:t xml:space="preserve">으로 처리한다(다단계 결재 대신). 관리자는 직원 상세 한 화면에서 파견·근태·휴가·업무일지·인사서류를 보고, 누락된 근태를 정정할 수 있다 — 정정은 변경 이력에 남는다.</w:t>
       </w:r>
     </w:p>
     <w:p>
@@ -3384,6 +3387,19 @@
       </w:pPr>
       <w:r>
         <w:t xml:space="preserve">계약이 종료된 지점에는 신규 자산을 등록할 수 없다.</w:t>
+      </w:r>
+    </w:p>
+    <w:p>
+      <w:pPr>
+        <w:pStyle w:val="ListParagraph"/>
+        <w:numPr>
+          <w:ilvl w:val="0"/>
+          <w:numId w:val="2"/>
+        </w:numPr>
+        <w:spacing w:after="60" w:line="290"/>
+      </w:pPr>
+      <w:r>
+        <w:t xml:space="preserve">자산 상태 변경은 변경 이력에 남는다.</w:t>
       </w:r>
     </w:p>
     <w:p>
@@ -3773,14 +3789,17 @@
         <w:spacing w:after="60" w:line="290"/>
       </w:pPr>
       <w:r>
+        <w:t xml:space="preserve">법적 증빙 문서는 </w:t>
+      </w:r>
+      <w:r>
         <w:rPr>
           <w:b/>
           <w:bCs/>
         </w:rPr>
-        <w:t xml:space="preserve">미구현</w:t>
-      </w:r>
-      <w:r>
-        <w:t xml:space="preserve">: 실제 파일 업로드(저장소)는 아직 없다. 문서 메타데이터만 관리한다.</w:t>
+        <w:t xml:space="preserve">메타데이터만</w:t>
+      </w:r>
+      <w:r>
+        <w:t xml:space="preserve"> 관리하고 파일 원본은 올리지 않는다. 게시글 첨부(공지 이미지·직원 교육자료)는 파일 저장소에 올린다.</w:t>
       </w:r>
     </w:p>
     <w:p>
@@ -4148,7 +4167,7 @@
                 <w:sz w:val="18"/>
                 <w:szCs w:val="18"/>
               </w:rPr>
-              <w:t xml:space="preserve">API·화면, 파견 이력·권한 분리, 변경 이력·전화번호 열람 기록</w:t>
+              <w:t xml:space="preserve">채용·파견 이력·권한 분리, 세부 권한(기능×조회·입력·수정·삭제·출력), 인사 변경 신청 승인, 변경 이력·전화번호 열람 기록</w:t>
             </w:r>
           </w:p>
         </w:tc>
@@ -4177,7 +4196,7 @@
                 <w:sz w:val="18"/>
                 <w:szCs w:val="18"/>
               </w:rPr>
-              <w:t xml:space="preserve">변경 신청 승인</w:t>
+              <w:t xml:space="preserve">—</w:t>
             </w:r>
           </w:p>
         </w:tc>
@@ -4266,7 +4285,7 @@
                 <w:sz w:val="18"/>
                 <w:szCs w:val="18"/>
               </w:rPr>
-              <w:t xml:space="preserve">출퇴근·결근 확정·휴가·연차·업무일지</w:t>
+              <w:t xml:space="preserve">출퇴근·결근 확정·휴가·연차·업무일지, 관리자 정정·업무일지 열람, 본사 근태 현황</w:t>
             </w:r>
           </w:p>
         </w:tc>
@@ -4295,7 +4314,7 @@
                 <w:sz w:val="18"/>
                 <w:szCs w:val="18"/>
               </w:rPr>
-              <w:t xml:space="preserve">관리자의 업무일지 열람 화면</w:t>
+              <w:t xml:space="preserve">—</w:t>
             </w:r>
           </w:p>
         </w:tc>
@@ -4384,7 +4403,7 @@
                 <w:sz w:val="18"/>
                 <w:szCs w:val="18"/>
               </w:rPr>
-              <w:t xml:space="preserve">회원·수강·PT·예약·모의 결제·프로그램, 회원 모바일 웹</w:t>
+              <w:t xml:space="preserve">회원·수강·PT·예약 달력·모의 결제·프로그램(종목·시간대·연령대 필터), 혼잡도(예약 인원 + 현장 인원), 회원 모바일 웹</w:t>
             </w:r>
           </w:p>
         </w:tc>
@@ -4413,7 +4432,7 @@
                 <w:sz w:val="18"/>
                 <w:szCs w:val="18"/>
               </w:rPr>
-              <w:t xml:space="preserve">캘린더형 예약, 종목·시간대·연령대 필터</w:t>
+              <w:t xml:space="preserve">사용감 개선(목록·시각화)</w:t>
             </w:r>
           </w:p>
         </w:tc>
@@ -4444,7 +4463,7 @@
                 <w:sz w:val="18"/>
                 <w:szCs w:val="18"/>
               </w:rPr>
-              <w:t xml:space="preserve">물적자원(자산·비품)</w:t>
+              <w:t xml:space="preserve">소통(게시판·업무지원)</w:t>
             </w:r>
           </w:p>
         </w:tc>
@@ -4473,7 +4492,7 @@
                 <w:sz w:val="18"/>
                 <w:szCs w:val="18"/>
               </w:rPr>
-              <w:t xml:space="preserve">신규 설계</w:t>
+              <w:t xml:space="preserve">완료</w:t>
             </w:r>
           </w:p>
         </w:tc>
@@ -4502,7 +4521,7 @@
                 <w:sz w:val="18"/>
                 <w:szCs w:val="18"/>
               </w:rPr>
-              <w:t xml:space="preserve">자산 대장·채번·상태 전이·정보 수정</w:t>
+              <w:t xml:space="preserve">본사→현장·현장→이용자 게시판, 시설별 공지, 서식 편집기, 직원 교육자료 첨부, 현장→본사 업무지원 요청</w:t>
             </w:r>
           </w:p>
         </w:tc>
@@ -4531,7 +4550,7 @@
                 <w:sz w:val="18"/>
                 <w:szCs w:val="18"/>
               </w:rPr>
-              <w:t xml:space="preserve">재물조사·감가상각(보류)</w:t>
+              <w:t xml:space="preserve">—</w:t>
             </w:r>
           </w:p>
         </w:tc>
@@ -4562,6 +4581,124 @@
                 <w:sz w:val="18"/>
                 <w:szCs w:val="18"/>
               </w:rPr>
+              <w:t xml:space="preserve">물적자원(자산·비품)</w:t>
+            </w:r>
+          </w:p>
+        </w:tc>
+        <w:tc>
+          <w:tcPr>
+            <w:tcW w:type="dxa" w:w="1285"/>
+            <w:tcBorders>
+              <w:top w:val="single" w:color="CBD0CD" w:sz="4"/>
+              <w:left w:val="single" w:color="CBD0CD" w:sz="4"/>
+              <w:bottom w:val="single" w:color="CBD0CD" w:sz="4"/>
+              <w:right w:val="single" w:color="CBD0CD" w:sz="4"/>
+            </w:tcBorders>
+            <w:tcMar>
+              <w:top w:type="dxa" w:w="60"/>
+              <w:left w:type="dxa" w:w="100"/>
+              <w:bottom w:type="dxa" w:w="60"/>
+              <w:right w:type="dxa" w:w="100"/>
+            </w:tcMar>
+          </w:tcPr>
+          <w:p>
+            <w:pPr>
+              <w:spacing w:after="0" w:line="260"/>
+            </w:pPr>
+            <w:r>
+              <w:rPr>
+                <w:sz w:val="18"/>
+                <w:szCs w:val="18"/>
+              </w:rPr>
+              <w:t xml:space="preserve">신규 설계</w:t>
+            </w:r>
+          </w:p>
+        </w:tc>
+        <w:tc>
+          <w:tcPr>
+            <w:tcW w:type="dxa" w:w="3212"/>
+            <w:tcBorders>
+              <w:top w:val="single" w:color="CBD0CD" w:sz="4"/>
+              <w:left w:val="single" w:color="CBD0CD" w:sz="4"/>
+              <w:bottom w:val="single" w:color="CBD0CD" w:sz="4"/>
+              <w:right w:val="single" w:color="CBD0CD" w:sz="4"/>
+            </w:tcBorders>
+            <w:tcMar>
+              <w:top w:type="dxa" w:w="60"/>
+              <w:left w:type="dxa" w:w="100"/>
+              <w:bottom w:type="dxa" w:w="60"/>
+              <w:right w:type="dxa" w:w="100"/>
+            </w:tcMar>
+          </w:tcPr>
+          <w:p>
+            <w:pPr>
+              <w:spacing w:after="0" w:line="260"/>
+            </w:pPr>
+            <w:r>
+              <w:rPr>
+                <w:sz w:val="18"/>
+                <w:szCs w:val="18"/>
+              </w:rPr>
+              <w:t xml:space="preserve">자산 대장·채번·상태 전이·정보 수정, 상태 변경 이력</w:t>
+            </w:r>
+          </w:p>
+        </w:tc>
+        <w:tc>
+          <w:tcPr>
+            <w:tcW w:type="dxa" w:w="3214"/>
+            <w:tcBorders>
+              <w:top w:val="single" w:color="CBD0CD" w:sz="4"/>
+              <w:left w:val="single" w:color="CBD0CD" w:sz="4"/>
+              <w:bottom w:val="single" w:color="CBD0CD" w:sz="4"/>
+              <w:right w:val="single" w:color="CBD0CD" w:sz="4"/>
+            </w:tcBorders>
+            <w:tcMar>
+              <w:top w:type="dxa" w:w="60"/>
+              <w:left w:type="dxa" w:w="100"/>
+              <w:bottom w:type="dxa" w:w="60"/>
+              <w:right w:type="dxa" w:w="100"/>
+            </w:tcMar>
+          </w:tcPr>
+          <w:p>
+            <w:pPr>
+              <w:spacing w:after="0" w:line="260"/>
+            </w:pPr>
+            <w:r>
+              <w:rPr>
+                <w:sz w:val="18"/>
+                <w:szCs w:val="18"/>
+              </w:rPr>
+              <w:t xml:space="preserve">재물조사·감가상각(보류)</w:t>
+            </w:r>
+          </w:p>
+        </w:tc>
+      </w:tr>
+      <w:tr>
+        <w:tc>
+          <w:tcPr>
+            <w:tcW w:type="dxa" w:w="1927"/>
+            <w:tcBorders>
+              <w:top w:val="single" w:color="CBD0CD" w:sz="4"/>
+              <w:left w:val="single" w:color="CBD0CD" w:sz="4"/>
+              <w:bottom w:val="single" w:color="CBD0CD" w:sz="4"/>
+              <w:right w:val="single" w:color="CBD0CD" w:sz="4"/>
+            </w:tcBorders>
+            <w:tcMar>
+              <w:top w:type="dxa" w:w="60"/>
+              <w:left w:type="dxa" w:w="100"/>
+              <w:bottom w:type="dxa" w:w="60"/>
+              <w:right w:type="dxa" w:w="100"/>
+            </w:tcMar>
+          </w:tcPr>
+          <w:p>
+            <w:pPr>
+              <w:spacing w:after="0" w:line="260"/>
+            </w:pPr>
+            <w:r>
+              <w:rPr>
+                <w:sz w:val="18"/>
+                <w:szCs w:val="18"/>
+              </w:rPr>
               <w:t xml:space="preserve">문서관리</w:t>
             </w:r>
           </w:p>
@@ -4649,7 +4786,7 @@
                 <w:sz w:val="18"/>
                 <w:szCs w:val="18"/>
               </w:rPr>
-              <w:t xml:space="preserve">실제 파일 업로드</w:t>
+              <w:t xml:space="preserve">증빙 문서 파일 원본 업로드</w:t>
             </w:r>
           </w:p>
         </w:tc>
@@ -5318,7 +5455,7 @@
                 <w:sz w:val="18"/>
                 <w:szCs w:val="18"/>
               </w:rPr>
-              <w:t xml:space="preserve">관리자 웹(본사·지점 관리자·직원), 회원 모바일 웹(2026-10-09 배포), REST API, 실DB, 9개 도메인 — 권한관리·인사정보관리·근태관리·게시판·회원관리·예약및결제·강사프로그램게시·혼잡도관리·자원문서관리</w:t>
+              <w:t xml:space="preserve">관리자 웹(본사·지점 관리자·직원 — 직원 계정만), 회원 모바일 웹(2026-10-09 배포, 회원 계정은 여기서만), REST API, 실DB, 9개 도메인 — 권한관리·인사정보관리·근태관리·게시판·회원관리·예약및결제·강사프로그램게시·혼잡도관리·자원문서관리</w:t>
             </w:r>
           </w:p>
         </w:tc>
@@ -5378,7 +5515,7 @@
                 <w:sz w:val="18"/>
                 <w:szCs w:val="18"/>
               </w:rPr>
-              <w:t xml:space="preserve">역할 4개 고정(세부 권한 목록 대신), 본인 신청 + 1단계 승인(다단계 결재 대신), 모의 결제(실제 PG 대신), 혼잡도 수동 입력 + 정원 기준 5단계 자동 판정(IoT 대신)</w:t>
+              <w:t xml:space="preserve">역할 4개를 상한으로 두고 그 안에서 기능별 세부 권한(역할 기본값 + 개인 예외), 본인 신청 + 1단계 승인(다단계 결재 대신), 모의 결제(실제 PG 대신), 혼잡도 = 진행 중 강습의 예약 인원(자동) + 예약 외 현장 인원(직원 입력) + 정원 기준 5단계 자동 판정(IoT 대신)</w:t>
             </w:r>
           </w:p>
         </w:tc>
@@ -5498,7 +5635,7 @@
                 <w:sz w:val="18"/>
                 <w:szCs w:val="18"/>
               </w:rPr>
-              <w:t xml:space="preserve">네이티브 앱(모바일 웹으로 대체), 실제 PG 연동, 강사 정산, 감가상각·재물조사, IoT 혼잡도 계측, 노쇼·결제 미완료 자동 처리</w:t>
+              <w:t xml:space="preserve">네이티브 앱(모바일 웹으로 대체, 형태는 재검토 중), 실제 PG 연동, 강사 정산, 감가상각·재물조사, IoT 혼잡도 계측·입장 기록 키오스크, 노쇼·결제 미완료 자동 처리, 실운영(실제 결제 호출·업무위탁 계약 체결·검수·도입)</w:t>
             </w:r>
           </w:p>
         </w:tc>
@@ -5678,7 +5815,7 @@
         <w:t xml:space="preserve">모바일 웹</w:t>
       </w:r>
       <w:r>
-        <w:t xml:space="preserve">으로 만든다. 관리자 웹과 같은 기술·같은 엣지로 배포해 인프라를 더 붙이지 않는다. 같은 화면을 지점 태블릿에 띄우면 키오스크로도 쓸 수 있다.</w:t>
+        <w:t xml:space="preserve">으로 만든다. 관리자 웹과 같은 기술·같은 엣지로 배포해 인프라를 더 붙이지 않는다. 다만 설치·알림 같은 접근성의 한계가 있어 앱 형태(하이브리드·네이티브)를 다시 검토하고 있다.</w:t>
       </w:r>
     </w:p>
     <w:p>
@@ -5704,7 +5841,7 @@
         <w:spacing w:after="60" w:line="290"/>
       </w:pPr>
       <w:r>
-        <w:t xml:space="preserve">회원 모바일 웹(`/m/`)은 2026-10-09 배포했다 — 로그인, 프로그램·회차 조회, 예약·모의 결제·취소, 공지, 혼잡도, 내 정보, 가입·지점 회원 연동. 홈 화면에 설치할 수 있다(PWA).</w:t>
+        <w:t xml:space="preserve">회원 모바일 웹(`/m/`)은 2026-10-09 배포했다 — 로그인, 프로그램·회차 조회(종목·시간대·연령대 필터), 날짜별 예약·모의 결제·취소, 시설별 공지(이미지·첨부), 혼잡도(진행 중 강습 예약 인원 + 현장 인원), 내 정보, 가입·지점 회원 연동, 이용 안내, 개인정보처리방침. 홈 화면에 설치할 수 있다(PWA).</w:t>
       </w:r>
     </w:p>
     <w:p>
@@ -6017,23 +6154,7 @@
                 <w:sz w:val="18"/>
                 <w:szCs w:val="18"/>
               </w:rPr>
-              <w:t xml:space="preserve">자체 개발은 구현, 변경 이력은 </w:t>
-            </w:r>
-            <w:r>
-              <w:rPr>
-                <w:b/>
-                <w:bCs/>
-                <w:sz w:val="18"/>
-                <w:szCs w:val="18"/>
-              </w:rPr>
-              <w:t xml:space="preserve">부분 구현</w:t>
-            </w:r>
-            <w:r>
-              <w:rPr>
-                <w:sz w:val="18"/>
-                <w:szCs w:val="18"/>
-              </w:rPr>
-              <w:t xml:space="preserve">(인사 변경·전화번호 열람만)</w:t>
+              <w:t xml:space="preserve">구현 — 변경 이력은 인사 변경·전화번호 열람·근태 정정·회원 상태·자산 상태·세부 권한 변경</w:t>
             </w:r>
           </w:p>
         </w:tc>
@@ -7127,6 +7248,246 @@
           </w:p>
         </w:tc>
       </w:tr>
+      <w:tr>
+        <w:tc>
+          <w:tcPr>
+            <w:tcW w:type="dxa" w:w="2141"/>
+            <w:tcBorders>
+              <w:top w:val="single" w:color="CBD0CD" w:sz="4"/>
+              <w:left w:val="single" w:color="CBD0CD" w:sz="4"/>
+              <w:bottom w:val="single" w:color="CBD0CD" w:sz="4"/>
+              <w:right w:val="single" w:color="CBD0CD" w:sz="4"/>
+            </w:tcBorders>
+            <w:tcMar>
+              <w:top w:type="dxa" w:w="60"/>
+              <w:left w:type="dxa" w:w="100"/>
+              <w:bottom w:type="dxa" w:w="60"/>
+              <w:right w:type="dxa" w:w="100"/>
+            </w:tcMar>
+          </w:tcPr>
+          <w:p>
+            <w:pPr>
+              <w:spacing w:after="0" w:line="260"/>
+            </w:pPr>
+            <w:r>
+              <w:rPr>
+                <w:sz w:val="18"/>
+                <w:szCs w:val="18"/>
+              </w:rPr>
+              <w:t xml:space="preserve">10월 14~17일</w:t>
+            </w:r>
+          </w:p>
+        </w:tc>
+        <w:tc>
+          <w:tcPr>
+            <w:tcW w:type="dxa" w:w="7497"/>
+            <w:tcBorders>
+              <w:top w:val="single" w:color="CBD0CD" w:sz="4"/>
+              <w:left w:val="single" w:color="CBD0CD" w:sz="4"/>
+              <w:bottom w:val="single" w:color="CBD0CD" w:sz="4"/>
+              <w:right w:val="single" w:color="CBD0CD" w:sz="4"/>
+            </w:tcBorders>
+            <w:tcMar>
+              <w:top w:type="dxa" w:w="60"/>
+              <w:left w:type="dxa" w:w="100"/>
+              <w:bottom w:type="dxa" w:w="60"/>
+              <w:right w:type="dxa" w:w="100"/>
+            </w:tcMar>
+          </w:tcPr>
+          <w:p>
+            <w:pPr>
+              <w:spacing w:after="0" w:line="260"/>
+            </w:pPr>
+            <w:r>
+              <w:rPr>
+                <w:sz w:val="18"/>
+                <w:szCs w:val="18"/>
+              </w:rPr>
+              <w:t xml:space="preserve">남은 제안요청서 요구를 문구 기준으로 채움 — 경로 표시, 개인정보처리방침, 인사기록 한 화면, 인사 변경 신청 승인, 예약 달력, 프로그램 필터, 목록 CSV, 변경 이력 확대, 느린 요청 안내, 업무지원 요청, 교육자료 첨부</w:t>
+            </w:r>
+          </w:p>
+        </w:tc>
+      </w:tr>
+      <w:tr>
+        <w:tc>
+          <w:tcPr>
+            <w:tcW w:type="dxa" w:w="2141"/>
+            <w:tcBorders>
+              <w:top w:val="single" w:color="CBD0CD" w:sz="4"/>
+              <w:left w:val="single" w:color="CBD0CD" w:sz="4"/>
+              <w:bottom w:val="single" w:color="CBD0CD" w:sz="4"/>
+              <w:right w:val="single" w:color="CBD0CD" w:sz="4"/>
+            </w:tcBorders>
+            <w:tcMar>
+              <w:top w:type="dxa" w:w="60"/>
+              <w:left w:type="dxa" w:w="100"/>
+              <w:bottom w:type="dxa" w:w="60"/>
+              <w:right w:type="dxa" w:w="100"/>
+            </w:tcMar>
+          </w:tcPr>
+          <w:p>
+            <w:pPr>
+              <w:spacing w:after="0" w:line="260"/>
+            </w:pPr>
+            <w:r>
+              <w:rPr>
+                <w:sz w:val="18"/>
+                <w:szCs w:val="18"/>
+              </w:rPr>
+              <w:t xml:space="preserve">10월 18~20일</w:t>
+            </w:r>
+          </w:p>
+        </w:tc>
+        <w:tc>
+          <w:tcPr>
+            <w:tcW w:type="dxa" w:w="7497"/>
+            <w:tcBorders>
+              <w:top w:val="single" w:color="CBD0CD" w:sz="4"/>
+              <w:left w:val="single" w:color="CBD0CD" w:sz="4"/>
+              <w:bottom w:val="single" w:color="CBD0CD" w:sz="4"/>
+              <w:right w:val="single" w:color="CBD0CD" w:sz="4"/>
+            </w:tcBorders>
+            <w:tcMar>
+              <w:top w:type="dxa" w:w="60"/>
+              <w:left w:type="dxa" w:w="100"/>
+              <w:bottom w:type="dxa" w:w="60"/>
+              <w:right w:type="dxa" w:w="100"/>
+            </w:tcMar>
+          </w:tcPr>
+          <w:p>
+            <w:pPr>
+              <w:spacing w:after="0" w:line="260"/>
+            </w:pPr>
+            <w:r>
+              <w:rPr>
+                <w:sz w:val="18"/>
+                <w:szCs w:val="18"/>
+              </w:rPr>
+              <w:t xml:space="preserve">시연 데이터 고밀도화(지점 5곳, 실행일 기준 날짜), 화면 자동 테스트 도입, 보안관리계획·개발보안 점검·라이선스 목록, 시설별 공지</w:t>
+            </w:r>
+          </w:p>
+        </w:tc>
+      </w:tr>
+      <w:tr>
+        <w:tc>
+          <w:tcPr>
+            <w:tcW w:type="dxa" w:w="2141"/>
+            <w:tcBorders>
+              <w:top w:val="single" w:color="CBD0CD" w:sz="4"/>
+              <w:left w:val="single" w:color="CBD0CD" w:sz="4"/>
+              <w:bottom w:val="single" w:color="CBD0CD" w:sz="4"/>
+              <w:right w:val="single" w:color="CBD0CD" w:sz="4"/>
+            </w:tcBorders>
+            <w:tcMar>
+              <w:top w:type="dxa" w:w="60"/>
+              <w:left w:type="dxa" w:w="100"/>
+              <w:bottom w:type="dxa" w:w="60"/>
+              <w:right w:type="dxa" w:w="100"/>
+            </w:tcMar>
+          </w:tcPr>
+          <w:p>
+            <w:pPr>
+              <w:spacing w:after="0" w:line="260"/>
+            </w:pPr>
+            <w:r>
+              <w:rPr>
+                <w:sz w:val="18"/>
+                <w:szCs w:val="18"/>
+              </w:rPr>
+              <w:t xml:space="preserve">10월 20~22일</w:t>
+            </w:r>
+          </w:p>
+        </w:tc>
+        <w:tc>
+          <w:tcPr>
+            <w:tcW w:type="dxa" w:w="7497"/>
+            <w:tcBorders>
+              <w:top w:val="single" w:color="CBD0CD" w:sz="4"/>
+              <w:left w:val="single" w:color="CBD0CD" w:sz="4"/>
+              <w:bottom w:val="single" w:color="CBD0CD" w:sz="4"/>
+              <w:right w:val="single" w:color="CBD0CD" w:sz="4"/>
+            </w:tcBorders>
+            <w:tcMar>
+              <w:top w:type="dxa" w:w="60"/>
+              <w:left w:type="dxa" w:w="100"/>
+              <w:bottom w:type="dxa" w:w="60"/>
+              <w:right w:type="dxa" w:w="100"/>
+            </w:tcMar>
+          </w:tcPr>
+          <w:p>
+            <w:pPr>
+              <w:spacing w:after="0" w:line="260"/>
+            </w:pPr>
+            <w:r>
+              <w:rPr>
+                <w:sz w:val="18"/>
+                <w:szCs w:val="18"/>
+              </w:rPr>
+              <w:t xml:space="preserve">세부 권한(역할 상한 안에서 기능×동작), 처리 대기함, 서식 편집기, 사용자 매뉴얼·교육 자료, 의존성 취약점 0건(NestJS 11), 보안 남은 조치, 메모리 85% 경보</w:t>
+            </w:r>
+          </w:p>
+        </w:tc>
+      </w:tr>
+      <w:tr>
+        <w:tc>
+          <w:tcPr>
+            <w:tcW w:type="dxa" w:w="2141"/>
+            <w:tcBorders>
+              <w:top w:val="single" w:color="CBD0CD" w:sz="4"/>
+              <w:left w:val="single" w:color="CBD0CD" w:sz="4"/>
+              <w:bottom w:val="single" w:color="CBD0CD" w:sz="4"/>
+              <w:right w:val="single" w:color="CBD0CD" w:sz="4"/>
+            </w:tcBorders>
+            <w:tcMar>
+              <w:top w:type="dxa" w:w="60"/>
+              <w:left w:type="dxa" w:w="100"/>
+              <w:bottom w:type="dxa" w:w="60"/>
+              <w:right w:type="dxa" w:w="100"/>
+            </w:tcMar>
+          </w:tcPr>
+          <w:p>
+            <w:pPr>
+              <w:spacing w:after="0" w:line="260"/>
+            </w:pPr>
+            <w:r>
+              <w:rPr>
+                <w:sz w:val="18"/>
+                <w:szCs w:val="18"/>
+              </w:rPr>
+              <w:t xml:space="preserve">10월 22~23일</w:t>
+            </w:r>
+          </w:p>
+        </w:tc>
+        <w:tc>
+          <w:tcPr>
+            <w:tcW w:type="dxa" w:w="7497"/>
+            <w:tcBorders>
+              <w:top w:val="single" w:color="CBD0CD" w:sz="4"/>
+              <w:left w:val="single" w:color="CBD0CD" w:sz="4"/>
+              <w:bottom w:val="single" w:color="CBD0CD" w:sz="4"/>
+              <w:right w:val="single" w:color="CBD0CD" w:sz="4"/>
+            </w:tcBorders>
+            <w:tcMar>
+              <w:top w:type="dxa" w:w="60"/>
+              <w:left w:type="dxa" w:w="100"/>
+              <w:bottom w:type="dxa" w:w="60"/>
+              <w:right w:type="dxa" w:w="100"/>
+            </w:tcMar>
+          </w:tcPr>
+          <w:p>
+            <w:pPr>
+              <w:spacing w:after="0" w:line="260"/>
+            </w:pPr>
+            <w:r>
+              <w:rPr>
+                <w:sz w:val="18"/>
+                <w:szCs w:val="18"/>
+              </w:rPr>
+              <w:t xml:space="preserve">관리자 웹은 직원 계정만, 혼잡도에 진행 중 강습 예약 인원 합산, 중간 제출물 정리</w:t>
+            </w:r>
+          </w:p>
+        </w:tc>
+      </w:tr>
     </w:tbl>
     <w:p>
       <w:pPr>
@@ -7338,7 +7699,7 @@
                 <w:sz w:val="18"/>
                 <w:szCs w:val="18"/>
               </w:rPr>
-              <w:t xml:space="preserve">81개</w:t>
+              <w:t xml:space="preserve">103개</w:t>
             </w:r>
           </w:p>
         </w:tc>
@@ -7398,7 +7759,7 @@
                 <w:sz w:val="18"/>
                 <w:szCs w:val="18"/>
               </w:rPr>
-              <w:t xml:space="preserve">18개</w:t>
+              <w:t xml:space="preserve">21개</w:t>
             </w:r>
           </w:p>
         </w:tc>
@@ -7458,7 +7819,7 @@
                 <w:sz w:val="18"/>
                 <w:szCs w:val="18"/>
               </w:rPr>
-              <w:t xml:space="preserve">12개</w:t>
+              <w:t xml:space="preserve">14개</w:t>
             </w:r>
           </w:p>
         </w:tc>
@@ -7518,7 +7879,7 @@
                 <w:sz w:val="18"/>
                 <w:szCs w:val="18"/>
               </w:rPr>
-              <w:t xml:space="preserve">31개(코드에서 쓰지 않는 6개 포함)</w:t>
+              <w:t xml:space="preserve">34개</w:t>
             </w:r>
           </w:p>
         </w:tc>
@@ -7549,7 +7910,7 @@
                 <w:sz w:val="18"/>
                 <w:szCs w:val="18"/>
               </w:rPr>
-              <w:t xml:space="preserve">API 자동 테스트 파일</w:t>
+              <w:t xml:space="preserve">API 자동 테스트</w:t>
             </w:r>
           </w:p>
         </w:tc>
@@ -7578,7 +7939,127 @@
                 <w:sz w:val="18"/>
                 <w:szCs w:val="18"/>
               </w:rPr>
-              <w:t xml:space="preserve">35개 — 불변식 3개와 실DB 동시성 중심. 관리자 웹·회원 웹은 자동 테스트 없이 lint·빌드까지만 검증</w:t>
+              <w:t xml:space="preserve">52개 파일 556건 — 불변식 3개(지점 격리·계약 종료 차단·인사 권한)와 실DB 동시성 중심</w:t>
+            </w:r>
+          </w:p>
+        </w:tc>
+      </w:tr>
+      <w:tr>
+        <w:tc>
+          <w:tcPr>
+            <w:tcW w:type="dxa" w:w="2409"/>
+            <w:tcBorders>
+              <w:top w:val="single" w:color="CBD0CD" w:sz="4"/>
+              <w:left w:val="single" w:color="CBD0CD" w:sz="4"/>
+              <w:bottom w:val="single" w:color="CBD0CD" w:sz="4"/>
+              <w:right w:val="single" w:color="CBD0CD" w:sz="4"/>
+            </w:tcBorders>
+            <w:tcMar>
+              <w:top w:type="dxa" w:w="60"/>
+              <w:left w:type="dxa" w:w="100"/>
+              <w:bottom w:type="dxa" w:w="60"/>
+              <w:right w:type="dxa" w:w="100"/>
+            </w:tcMar>
+          </w:tcPr>
+          <w:p>
+            <w:pPr>
+              <w:spacing w:after="0" w:line="260"/>
+            </w:pPr>
+            <w:r>
+              <w:rPr>
+                <w:sz w:val="18"/>
+                <w:szCs w:val="18"/>
+              </w:rPr>
+              <w:t xml:space="preserve">화면 자동 테스트</w:t>
+            </w:r>
+          </w:p>
+        </w:tc>
+        <w:tc>
+          <w:tcPr>
+            <w:tcW w:type="dxa" w:w="7229"/>
+            <w:tcBorders>
+              <w:top w:val="single" w:color="CBD0CD" w:sz="4"/>
+              <w:left w:val="single" w:color="CBD0CD" w:sz="4"/>
+              <w:bottom w:val="single" w:color="CBD0CD" w:sz="4"/>
+              <w:right w:val="single" w:color="CBD0CD" w:sz="4"/>
+            </w:tcBorders>
+            <w:tcMar>
+              <w:top w:type="dxa" w:w="60"/>
+              <w:left w:type="dxa" w:w="100"/>
+              <w:bottom w:type="dxa" w:w="60"/>
+              <w:right w:type="dxa" w:w="100"/>
+            </w:tcMar>
+          </w:tcPr>
+          <w:p>
+            <w:pPr>
+              <w:spacing w:after="0" w:line="260"/>
+            </w:pPr>
+            <w:r>
+              <w:rPr>
+                <w:sz w:val="18"/>
+                <w:szCs w:val="18"/>
+              </w:rPr>
+              <w:t xml:space="preserve">14건 — 역할별 핵심 경로. 그 밖의 화면은 lint·빌드(타입 검사)까지만 검증</w:t>
+            </w:r>
+          </w:p>
+        </w:tc>
+      </w:tr>
+      <w:tr>
+        <w:tc>
+          <w:tcPr>
+            <w:tcW w:type="dxa" w:w="2409"/>
+            <w:tcBorders>
+              <w:top w:val="single" w:color="CBD0CD" w:sz="4"/>
+              <w:left w:val="single" w:color="CBD0CD" w:sz="4"/>
+              <w:bottom w:val="single" w:color="CBD0CD" w:sz="4"/>
+              <w:right w:val="single" w:color="CBD0CD" w:sz="4"/>
+            </w:tcBorders>
+            <w:tcMar>
+              <w:top w:type="dxa" w:w="60"/>
+              <w:left w:type="dxa" w:w="100"/>
+              <w:bottom w:type="dxa" w:w="60"/>
+              <w:right w:type="dxa" w:w="100"/>
+            </w:tcMar>
+          </w:tcPr>
+          <w:p>
+            <w:pPr>
+              <w:spacing w:after="0" w:line="260"/>
+            </w:pPr>
+            <w:r>
+              <w:rPr>
+                <w:sz w:val="18"/>
+                <w:szCs w:val="18"/>
+              </w:rPr>
+              <w:t xml:space="preserve">제안요청서 조항 충족</w:t>
+            </w:r>
+          </w:p>
+        </w:tc>
+        <w:tc>
+          <w:tcPr>
+            <w:tcW w:type="dxa" w:w="7229"/>
+            <w:tcBorders>
+              <w:top w:val="single" w:color="CBD0CD" w:sz="4"/>
+              <w:left w:val="single" w:color="CBD0CD" w:sz="4"/>
+              <w:bottom w:val="single" w:color="CBD0CD" w:sz="4"/>
+              <w:right w:val="single" w:color="CBD0CD" w:sz="4"/>
+            </w:tcBorders>
+            <w:tcMar>
+              <w:top w:type="dxa" w:w="60"/>
+              <w:left w:type="dxa" w:w="100"/>
+              <w:bottom w:type="dxa" w:w="60"/>
+              <w:right w:type="dxa" w:w="100"/>
+            </w:tcMar>
+          </w:tcPr>
+          <w:p>
+            <w:pPr>
+              <w:spacing w:after="0" w:line="260"/>
+            </w:pPr>
+            <w:r>
+              <w:rPr>
+                <w:sz w:val="18"/>
+                <w:szCs w:val="18"/>
+              </w:rPr>
+              <w:t xml:space="preserve">72개 조항 중 구현 52 · 조정 6 · 부분 3 · 미구현 3 · 해당 없음 8 — 구현+조정 58/64 = 91%(기능·성능 28/28)</w:t>
             </w:r>
           </w:p>
         </w:tc>
@@ -7597,7 +8078,7 @@
         <w:spacing w:after="120" w:line="300"/>
       </w:pPr>
       <w:r>
-        <w:t xml:space="preserve">제안요청서가 요구하는데 아직 없는 것을 숨기지 않고 적는다(요구사항 정의서 "미구현" 시트와 같다).</w:t>
+        <w:t xml:space="preserve">제안요청서가 요구하는데 다 채우지 못한 조항을 숨기지 않고 적는다(요구사항 정의서 "충족 판정" 시트와 같다). 기능·성능 요구는 모두 충족했고, 남은 것은 실운영이 있어야 끝나는 조항과 근거 자료가 없어 의도적으로 뺀 분석이다. 실운영은 하지 않기로 했으므로 부분 조항은 범위 밖으로 둔다.</w:t>
       </w:r>
     </w:p>
     <w:tbl>
@@ -7613,9 +8094,9 @@
         </w:tblBorders>
       </w:tblPr>
       <w:tblGrid>
-        <w:gridCol w:w="3212"/>
-        <w:gridCol w:w="3212"/>
-        <w:gridCol w:w="3214"/>
+        <w:gridCol w:w="2891"/>
+        <w:gridCol w:w="2891"/>
+        <w:gridCol w:w="3856"/>
       </w:tblGrid>
       <w:tr>
         <w:trPr>
@@ -7623,7 +8104,7 @@
         </w:trPr>
         <w:tc>
           <w:tcPr>
-            <w:tcW w:type="dxa" w:w="3212"/>
+            <w:tcW w:type="dxa" w:w="2891"/>
             <w:tcBorders>
               <w:top w:val="single" w:color="CBD0CD" w:sz="4"/>
               <w:left w:val="single" w:color="CBD0CD" w:sz="4"/>
@@ -7656,7 +8137,7 @@
         </w:tc>
         <w:tc>
           <w:tcPr>
-            <w:tcW w:type="dxa" w:w="3212"/>
+            <w:tcW w:type="dxa" w:w="2891"/>
             <w:tcBorders>
               <w:top w:val="single" w:color="CBD0CD" w:sz="4"/>
               <w:left w:val="single" w:color="CBD0CD" w:sz="4"/>
@@ -7689,7 +8170,7 @@
         </w:tc>
         <w:tc>
           <w:tcPr>
-            <w:tcW w:type="dxa" w:w="3214"/>
+            <w:tcW w:type="dxa" w:w="3856"/>
             <w:tcBorders>
               <w:top w:val="single" w:color="CBD0CD" w:sz="4"/>
               <w:left w:val="single" w:color="CBD0CD" w:sz="4"/>
@@ -7724,88 +8205,88 @@
       <w:tr>
         <w:tc>
           <w:tcPr>
-            <w:tcW w:type="dxa" w:w="3212"/>
-            <w:tcBorders>
-              <w:top w:val="single" w:color="CBD0CD" w:sz="4"/>
-              <w:left w:val="single" w:color="CBD0CD" w:sz="4"/>
-              <w:bottom w:val="single" w:color="CBD0CD" w:sz="4"/>
-              <w:right w:val="single" w:color="CBD0CD" w:sz="4"/>
-            </w:tcBorders>
-            <w:tcMar>
-              <w:top w:type="dxa" w:w="60"/>
-              <w:left w:type="dxa" w:w="100"/>
-              <w:bottom w:type="dxa" w:w="60"/>
-              <w:right w:type="dxa" w:w="100"/>
-            </w:tcMar>
-          </w:tcPr>
-          <w:p>
-            <w:pPr>
-              <w:spacing w:after="0" w:line="260"/>
-            </w:pPr>
-            <w:r>
-              <w:rPr>
-                <w:sz w:val="18"/>
-                <w:szCs w:val="18"/>
-              </w:rPr>
-              <w:t xml:space="preserve">데이터관리방안</w:t>
-            </w:r>
-          </w:p>
-        </w:tc>
-        <w:tc>
-          <w:tcPr>
-            <w:tcW w:type="dxa" w:w="3212"/>
-            <w:tcBorders>
-              <w:top w:val="single" w:color="CBD0CD" w:sz="4"/>
-              <w:left w:val="single" w:color="CBD0CD" w:sz="4"/>
-              <w:bottom w:val="single" w:color="CBD0CD" w:sz="4"/>
-              <w:right w:val="single" w:color="CBD0CD" w:sz="4"/>
-            </w:tcBorders>
-            <w:tcMar>
-              <w:top w:type="dxa" w:w="60"/>
-              <w:left w:type="dxa" w:w="100"/>
-              <w:bottom w:type="dxa" w:w="60"/>
-              <w:right w:type="dxa" w:w="100"/>
-            </w:tcMar>
-          </w:tcPr>
-          <w:p>
-            <w:pPr>
-              <w:spacing w:after="0" w:line="260"/>
-            </w:pPr>
-            <w:r>
-              <w:rPr>
-                <w:sz w:val="18"/>
-                <w:szCs w:val="18"/>
-              </w:rPr>
-              <w:t xml:space="preserve">변경 이력 범위</w:t>
-            </w:r>
-          </w:p>
-        </w:tc>
-        <w:tc>
-          <w:tcPr>
-            <w:tcW w:type="dxa" w:w="3214"/>
-            <w:tcBorders>
-              <w:top w:val="single" w:color="CBD0CD" w:sz="4"/>
-              <w:left w:val="single" w:color="CBD0CD" w:sz="4"/>
-              <w:bottom w:val="single" w:color="CBD0CD" w:sz="4"/>
-              <w:right w:val="single" w:color="CBD0CD" w:sz="4"/>
-            </w:tcBorders>
-            <w:tcMar>
-              <w:top w:type="dxa" w:w="60"/>
-              <w:left w:type="dxa" w:w="100"/>
-              <w:bottom w:type="dxa" w:w="60"/>
-              <w:right w:type="dxa" w:w="100"/>
-            </w:tcMar>
-          </w:tcPr>
-          <w:p>
-            <w:pPr>
-              <w:spacing w:after="0" w:line="260"/>
-            </w:pPr>
-            <w:r>
-              <w:rPr>
-                <w:sz w:val="18"/>
-                <w:szCs w:val="18"/>
-              </w:rPr>
-              <w:t xml:space="preserve">인사 변경 4종과 전화번호 열람만 기록. 회원·자산 상태 변경, 근태 정정은 기록하지 않음</w:t>
+            <w:tcW w:type="dxa" w:w="2891"/>
+            <w:tcBorders>
+              <w:top w:val="single" w:color="CBD0CD" w:sz="4"/>
+              <w:left w:val="single" w:color="CBD0CD" w:sz="4"/>
+              <w:bottom w:val="single" w:color="CBD0CD" w:sz="4"/>
+              <w:right w:val="single" w:color="CBD0CD" w:sz="4"/>
+            </w:tcBorders>
+            <w:tcMar>
+              <w:top w:type="dxa" w:w="60"/>
+              <w:left w:type="dxa" w:w="100"/>
+              <w:bottom w:type="dxa" w:w="60"/>
+              <w:right w:type="dxa" w:w="100"/>
+            </w:tcMar>
+          </w:tcPr>
+          <w:p>
+            <w:pPr>
+              <w:spacing w:after="0" w:line="260"/>
+            </w:pPr>
+            <w:r>
+              <w:rPr>
+                <w:sz w:val="18"/>
+                <w:szCs w:val="18"/>
+              </w:rPr>
+              <w:t xml:space="preserve">사용자인터페이스보안</w:t>
+            </w:r>
+          </w:p>
+        </w:tc>
+        <w:tc>
+          <w:tcPr>
+            <w:tcW w:type="dxa" w:w="2891"/>
+            <w:tcBorders>
+              <w:top w:val="single" w:color="CBD0CD" w:sz="4"/>
+              <w:left w:val="single" w:color="CBD0CD" w:sz="4"/>
+              <w:bottom w:val="single" w:color="CBD0CD" w:sz="4"/>
+              <w:right w:val="single" w:color="CBD0CD" w:sz="4"/>
+            </w:tcBorders>
+            <w:tcMar>
+              <w:top w:type="dxa" w:w="60"/>
+              <w:left w:type="dxa" w:w="100"/>
+              <w:bottom w:type="dxa" w:w="60"/>
+              <w:right w:type="dxa" w:w="100"/>
+            </w:tcMar>
+          </w:tcPr>
+          <w:p>
+            <w:pPr>
+              <w:spacing w:after="0" w:line="260"/>
+            </w:pPr>
+            <w:r>
+              <w:rPr>
+                <w:sz w:val="18"/>
+                <w:szCs w:val="18"/>
+              </w:rPr>
+              <w:t xml:space="preserve">결제의 금융기관 연계 가능 여부 확인</w:t>
+            </w:r>
+          </w:p>
+        </w:tc>
+        <w:tc>
+          <w:tcPr>
+            <w:tcW w:type="dxa" w:w="3856"/>
+            <w:tcBorders>
+              <w:top w:val="single" w:color="CBD0CD" w:sz="4"/>
+              <w:left w:val="single" w:color="CBD0CD" w:sz="4"/>
+              <w:bottom w:val="single" w:color="CBD0CD" w:sz="4"/>
+              <w:right w:val="single" w:color="CBD0CD" w:sz="4"/>
+            </w:tcBorders>
+            <w:tcMar>
+              <w:top w:type="dxa" w:w="60"/>
+              <w:left w:type="dxa" w:w="100"/>
+              <w:bottom w:type="dxa" w:w="60"/>
+              <w:right w:type="dxa" w:w="100"/>
+            </w:tcMar>
+          </w:tcPr>
+          <w:p>
+            <w:pPr>
+              <w:spacing w:after="0" w:line="260"/>
+            </w:pPr>
+            <w:r>
+              <w:rPr>
+                <w:sz w:val="18"/>
+                <w:szCs w:val="18"/>
+              </w:rPr>
+              <w:t xml:space="preserve">부분 — 결제 연결 구조와 연계 확인 문서까지. 테스트 키 실제 호출은 하지 않음</w:t>
             </w:r>
           </w:p>
         </w:tc>
@@ -7813,88 +8294,88 @@
       <w:tr>
         <w:tc>
           <w:tcPr>
-            <w:tcW w:type="dxa" w:w="3212"/>
-            <w:tcBorders>
-              <w:top w:val="single" w:color="CBD0CD" w:sz="4"/>
-              <w:left w:val="single" w:color="CBD0CD" w:sz="4"/>
-              <w:bottom w:val="single" w:color="CBD0CD" w:sz="4"/>
-              <w:right w:val="single" w:color="CBD0CD" w:sz="4"/>
-            </w:tcBorders>
-            <w:tcMar>
-              <w:top w:type="dxa" w:w="60"/>
-              <w:left w:type="dxa" w:w="100"/>
-              <w:bottom w:type="dxa" w:w="60"/>
-              <w:right w:type="dxa" w:w="100"/>
-            </w:tcMar>
-          </w:tcPr>
-          <w:p>
-            <w:pPr>
-              <w:spacing w:after="0" w:line="260"/>
-            </w:pPr>
-            <w:r>
-              <w:rPr>
-                <w:sz w:val="18"/>
-                <w:szCs w:val="18"/>
-              </w:rPr>
-              <w:t xml:space="preserve">인사정보관리</w:t>
-            </w:r>
-          </w:p>
-        </w:tc>
-        <w:tc>
-          <w:tcPr>
-            <w:tcW w:type="dxa" w:w="3212"/>
-            <w:tcBorders>
-              <w:top w:val="single" w:color="CBD0CD" w:sz="4"/>
-              <w:left w:val="single" w:color="CBD0CD" w:sz="4"/>
-              <w:bottom w:val="single" w:color="CBD0CD" w:sz="4"/>
-              <w:right w:val="single" w:color="CBD0CD" w:sz="4"/>
-            </w:tcBorders>
-            <w:tcMar>
-              <w:top w:type="dxa" w:w="60"/>
-              <w:left w:type="dxa" w:w="100"/>
-              <w:bottom w:type="dxa" w:w="60"/>
-              <w:right w:type="dxa" w:w="100"/>
-            </w:tcMar>
-          </w:tcPr>
-          <w:p>
-            <w:pPr>
-              <w:spacing w:after="0" w:line="260"/>
-            </w:pPr>
-            <w:r>
-              <w:rPr>
-                <w:sz w:val="18"/>
-                <w:szCs w:val="18"/>
-              </w:rPr>
-              <w:t xml:space="preserve">인사 변경 신청 → 승인</w:t>
-            </w:r>
-          </w:p>
-        </w:tc>
-        <w:tc>
-          <w:tcPr>
-            <w:tcW w:type="dxa" w:w="3214"/>
-            <w:tcBorders>
-              <w:top w:val="single" w:color="CBD0CD" w:sz="4"/>
-              <w:left w:val="single" w:color="CBD0CD" w:sz="4"/>
-              <w:bottom w:val="single" w:color="CBD0CD" w:sz="4"/>
-              <w:right w:val="single" w:color="CBD0CD" w:sz="4"/>
-            </w:tcBorders>
-            <w:tcMar>
-              <w:top w:type="dxa" w:w="60"/>
-              <w:left w:type="dxa" w:w="100"/>
-              <w:bottom w:type="dxa" w:w="60"/>
-              <w:right w:type="dxa" w:w="100"/>
-            </w:tcMar>
-          </w:tcPr>
-          <w:p>
-            <w:pPr>
-              <w:spacing w:after="0" w:line="260"/>
-            </w:pPr>
-            <w:r>
-              <w:rPr>
-                <w:sz w:val="18"/>
-                <w:szCs w:val="18"/>
-              </w:rPr>
-              <w:t xml:space="preserve">테이블만 있음</w:t>
+            <w:tcW w:type="dxa" w:w="2891"/>
+            <w:tcBorders>
+              <w:top w:val="single" w:color="CBD0CD" w:sz="4"/>
+              <w:left w:val="single" w:color="CBD0CD" w:sz="4"/>
+              <w:bottom w:val="single" w:color="CBD0CD" w:sz="4"/>
+              <w:right w:val="single" w:color="CBD0CD" w:sz="4"/>
+            </w:tcBorders>
+            <w:tcMar>
+              <w:top w:type="dxa" w:w="60"/>
+              <w:left w:type="dxa" w:w="100"/>
+              <w:bottom w:type="dxa" w:w="60"/>
+              <w:right w:type="dxa" w:w="100"/>
+            </w:tcMar>
+          </w:tcPr>
+          <w:p>
+            <w:pPr>
+              <w:spacing w:after="0" w:line="260"/>
+            </w:pPr>
+            <w:r>
+              <w:rPr>
+                <w:sz w:val="18"/>
+                <w:szCs w:val="18"/>
+              </w:rPr>
+              <w:t xml:space="preserve">보안요건</w:t>
+            </w:r>
+          </w:p>
+        </w:tc>
+        <w:tc>
+          <w:tcPr>
+            <w:tcW w:type="dxa" w:w="2891"/>
+            <w:tcBorders>
+              <w:top w:val="single" w:color="CBD0CD" w:sz="4"/>
+              <w:left w:val="single" w:color="CBD0CD" w:sz="4"/>
+              <w:bottom w:val="single" w:color="CBD0CD" w:sz="4"/>
+              <w:right w:val="single" w:color="CBD0CD" w:sz="4"/>
+            </w:tcBorders>
+            <w:tcMar>
+              <w:top w:type="dxa" w:w="60"/>
+              <w:left w:type="dxa" w:w="100"/>
+              <w:bottom w:type="dxa" w:w="60"/>
+              <w:right w:type="dxa" w:w="100"/>
+            </w:tcMar>
+          </w:tcPr>
+          <w:p>
+            <w:pPr>
+              <w:spacing w:after="0" w:line="260"/>
+            </w:pPr>
+            <w:r>
+              <w:rPr>
+                <w:sz w:val="18"/>
+                <w:szCs w:val="18"/>
+              </w:rPr>
+              <w:t xml:space="preserve">개인정보보호법 제26조(업무위탁)</w:t>
+            </w:r>
+          </w:p>
+        </w:tc>
+        <w:tc>
+          <w:tcPr>
+            <w:tcW w:type="dxa" w:w="3856"/>
+            <w:tcBorders>
+              <w:top w:val="single" w:color="CBD0CD" w:sz="4"/>
+              <w:left w:val="single" w:color="CBD0CD" w:sz="4"/>
+              <w:bottom w:val="single" w:color="CBD0CD" w:sz="4"/>
+              <w:right w:val="single" w:color="CBD0CD" w:sz="4"/>
+            </w:tcBorders>
+            <w:tcMar>
+              <w:top w:type="dxa" w:w="60"/>
+              <w:left w:type="dxa" w:w="100"/>
+              <w:bottom w:type="dxa" w:w="60"/>
+              <w:right w:type="dxa" w:w="100"/>
+            </w:tcMar>
+          </w:tcPr>
+          <w:p>
+            <w:pPr>
+              <w:spacing w:after="0" w:line="260"/>
+            </w:pPr>
+            <w:r>
+              <w:rPr>
+                <w:sz w:val="18"/>
+                <w:szCs w:val="18"/>
+              </w:rPr>
+              <w:t xml:space="preserve">부분 — 처리방침의 위탁 고지와 위탁 절차 문서까지. 위탁계약 서명은 실운영 때</w:t>
             </w:r>
           </w:p>
         </w:tc>
@@ -7902,88 +8383,88 @@
       <w:tr>
         <w:tc>
           <w:tcPr>
-            <w:tcW w:type="dxa" w:w="3212"/>
-            <w:tcBorders>
-              <w:top w:val="single" w:color="CBD0CD" w:sz="4"/>
-              <w:left w:val="single" w:color="CBD0CD" w:sz="4"/>
-              <w:bottom w:val="single" w:color="CBD0CD" w:sz="4"/>
-              <w:right w:val="single" w:color="CBD0CD" w:sz="4"/>
-            </w:tcBorders>
-            <w:tcMar>
-              <w:top w:type="dxa" w:w="60"/>
-              <w:left w:type="dxa" w:w="100"/>
-              <w:bottom w:type="dxa" w:w="60"/>
-              <w:right w:type="dxa" w:w="100"/>
-            </w:tcMar>
-          </w:tcPr>
-          <w:p>
-            <w:pPr>
-              <w:spacing w:after="0" w:line="260"/>
-            </w:pPr>
-            <w:r>
-              <w:rPr>
-                <w:sz w:val="18"/>
-                <w:szCs w:val="18"/>
-              </w:rPr>
-              <w:t xml:space="preserve">게시판</w:t>
-            </w:r>
-          </w:p>
-        </w:tc>
-        <w:tc>
-          <w:tcPr>
-            <w:tcW w:type="dxa" w:w="3212"/>
-            <w:tcBorders>
-              <w:top w:val="single" w:color="CBD0CD" w:sz="4"/>
-              <w:left w:val="single" w:color="CBD0CD" w:sz="4"/>
-              <w:bottom w:val="single" w:color="CBD0CD" w:sz="4"/>
-              <w:right w:val="single" w:color="CBD0CD" w:sz="4"/>
-            </w:tcBorders>
-            <w:tcMar>
-              <w:top w:type="dxa" w:w="60"/>
-              <w:left w:type="dxa" w:w="100"/>
-              <w:bottom w:type="dxa" w:w="60"/>
-              <w:right w:type="dxa" w:w="100"/>
-            </w:tcMar>
-          </w:tcPr>
-          <w:p>
-            <w:pPr>
-              <w:spacing w:after="0" w:line="260"/>
-            </w:pPr>
-            <w:r>
-              <w:rPr>
-                <w:sz w:val="18"/>
-                <w:szCs w:val="18"/>
-              </w:rPr>
-              <w:t xml:space="preserve">본사→현장 교육자료 첨부</w:t>
-            </w:r>
-          </w:p>
-        </w:tc>
-        <w:tc>
-          <w:tcPr>
-            <w:tcW w:type="dxa" w:w="3214"/>
-            <w:tcBorders>
-              <w:top w:val="single" w:color="CBD0CD" w:sz="4"/>
-              <w:left w:val="single" w:color="CBD0CD" w:sz="4"/>
-              <w:bottom w:val="single" w:color="CBD0CD" w:sz="4"/>
-              <w:right w:val="single" w:color="CBD0CD" w:sz="4"/>
-            </w:tcBorders>
-            <w:tcMar>
-              <w:top w:type="dxa" w:w="60"/>
-              <w:left w:type="dxa" w:w="100"/>
-              <w:bottom w:type="dxa" w:w="60"/>
-              <w:right w:type="dxa" w:w="100"/>
-            </w:tcMar>
-          </w:tcPr>
-          <w:p>
-            <w:pPr>
-              <w:spacing w:after="0" w:line="260"/>
-            </w:pPr>
-            <w:r>
-              <w:rPr>
-                <w:sz w:val="18"/>
-                <w:szCs w:val="18"/>
-              </w:rPr>
-              <w:t xml:space="preserve">테이블만 있음</w:t>
+            <w:tcW w:type="dxa" w:w="2891"/>
+            <w:tcBorders>
+              <w:top w:val="single" w:color="CBD0CD" w:sz="4"/>
+              <w:left w:val="single" w:color="CBD0CD" w:sz="4"/>
+              <w:bottom w:val="single" w:color="CBD0CD" w:sz="4"/>
+              <w:right w:val="single" w:color="CBD0CD" w:sz="4"/>
+            </w:tcBorders>
+            <w:tcMar>
+              <w:top w:type="dxa" w:w="60"/>
+              <w:left w:type="dxa" w:w="100"/>
+              <w:bottom w:type="dxa" w:w="60"/>
+              <w:right w:type="dxa" w:w="100"/>
+            </w:tcMar>
+          </w:tcPr>
+          <w:p>
+            <w:pPr>
+              <w:spacing w:after="0" w:line="260"/>
+            </w:pPr>
+            <w:r>
+              <w:rPr>
+                <w:sz w:val="18"/>
+                <w:szCs w:val="18"/>
+              </w:rPr>
+              <w:t xml:space="preserve">과업3</w:t>
+            </w:r>
+          </w:p>
+        </w:tc>
+        <w:tc>
+          <w:tcPr>
+            <w:tcW w:type="dxa" w:w="2891"/>
+            <w:tcBorders>
+              <w:top w:val="single" w:color="CBD0CD" w:sz="4"/>
+              <w:left w:val="single" w:color="CBD0CD" w:sz="4"/>
+              <w:bottom w:val="single" w:color="CBD0CD" w:sz="4"/>
+              <w:right w:val="single" w:color="CBD0CD" w:sz="4"/>
+            </w:tcBorders>
+            <w:tcMar>
+              <w:top w:type="dxa" w:w="60"/>
+              <w:left w:type="dxa" w:w="100"/>
+              <w:bottom w:type="dxa" w:w="60"/>
+              <w:right w:type="dxa" w:w="100"/>
+            </w:tcMar>
+          </w:tcPr>
+          <w:p>
+            <w:pPr>
+              <w:spacing w:after="0" w:line="260"/>
+            </w:pPr>
+            <w:r>
+              <w:rPr>
+                <w:sz w:val="18"/>
+                <w:szCs w:val="18"/>
+              </w:rPr>
+              <w:t xml:space="preserve">개발 → 테스트 → 검수 → 도입 → 기대효과 분석</w:t>
+            </w:r>
+          </w:p>
+        </w:tc>
+        <w:tc>
+          <w:tcPr>
+            <w:tcW w:type="dxa" w:w="3856"/>
+            <w:tcBorders>
+              <w:top w:val="single" w:color="CBD0CD" w:sz="4"/>
+              <w:left w:val="single" w:color="CBD0CD" w:sz="4"/>
+              <w:bottom w:val="single" w:color="CBD0CD" w:sz="4"/>
+              <w:right w:val="single" w:color="CBD0CD" w:sz="4"/>
+            </w:tcBorders>
+            <w:tcMar>
+              <w:top w:type="dxa" w:w="60"/>
+              <w:left w:type="dxa" w:w="100"/>
+              <w:bottom w:type="dxa" w:w="60"/>
+              <w:right w:type="dxa" w:w="100"/>
+            </w:tcMar>
+          </w:tcPr>
+          <w:p>
+            <w:pPr>
+              <w:spacing w:after="0" w:line="260"/>
+            </w:pPr>
+            <w:r>
+              <w:rPr>
+                <w:sz w:val="18"/>
+                <w:szCs w:val="18"/>
+              </w:rPr>
+              <w:t xml:space="preserve">부분 — 개발·테스트·운영 배포까지</w:t>
             </w:r>
           </w:p>
         </w:tc>
@@ -7991,88 +8472,88 @@
       <w:tr>
         <w:tc>
           <w:tcPr>
-            <w:tcW w:type="dxa" w:w="3212"/>
-            <w:tcBorders>
-              <w:top w:val="single" w:color="CBD0CD" w:sz="4"/>
-              <w:left w:val="single" w:color="CBD0CD" w:sz="4"/>
-              <w:bottom w:val="single" w:color="CBD0CD" w:sz="4"/>
-              <w:right w:val="single" w:color="CBD0CD" w:sz="4"/>
-            </w:tcBorders>
-            <w:tcMar>
-              <w:top w:type="dxa" w:w="60"/>
-              <w:left w:type="dxa" w:w="100"/>
-              <w:bottom w:type="dxa" w:w="60"/>
-              <w:right w:type="dxa" w:w="100"/>
-            </w:tcMar>
-          </w:tcPr>
-          <w:p>
-            <w:pPr>
-              <w:spacing w:after="0" w:line="260"/>
-            </w:pPr>
-            <w:r>
-              <w:rPr>
-                <w:sz w:val="18"/>
-                <w:szCs w:val="18"/>
-              </w:rPr>
-              <w:t xml:space="preserve">개념도(현장→본사)</w:t>
-            </w:r>
-          </w:p>
-        </w:tc>
-        <w:tc>
-          <w:tcPr>
-            <w:tcW w:type="dxa" w:w="3212"/>
-            <w:tcBorders>
-              <w:top w:val="single" w:color="CBD0CD" w:sz="4"/>
-              <w:left w:val="single" w:color="CBD0CD" w:sz="4"/>
-              <w:bottom w:val="single" w:color="CBD0CD" w:sz="4"/>
-              <w:right w:val="single" w:color="CBD0CD" w:sz="4"/>
-            </w:tcBorders>
-            <w:tcMar>
-              <w:top w:type="dxa" w:w="60"/>
-              <w:left w:type="dxa" w:w="100"/>
-              <w:bottom w:type="dxa" w:w="60"/>
-              <w:right w:type="dxa" w:w="100"/>
-            </w:tcMar>
-          </w:tcPr>
-          <w:p>
-            <w:pPr>
-              <w:spacing w:after="0" w:line="260"/>
-            </w:pPr>
-            <w:r>
-              <w:rPr>
-                <w:sz w:val="18"/>
-                <w:szCs w:val="18"/>
-              </w:rPr>
-              <w:t xml:space="preserve">업무지원 요청</w:t>
-            </w:r>
-          </w:p>
-        </w:tc>
-        <w:tc>
-          <w:tcPr>
-            <w:tcW w:type="dxa" w:w="3214"/>
-            <w:tcBorders>
-              <w:top w:val="single" w:color="CBD0CD" w:sz="4"/>
-              <w:left w:val="single" w:color="CBD0CD" w:sz="4"/>
-              <w:bottom w:val="single" w:color="CBD0CD" w:sz="4"/>
-              <w:right w:val="single" w:color="CBD0CD" w:sz="4"/>
-            </w:tcBorders>
-            <w:tcMar>
-              <w:top w:type="dxa" w:w="60"/>
-              <w:left w:type="dxa" w:w="100"/>
-              <w:bottom w:type="dxa" w:w="60"/>
-              <w:right w:type="dxa" w:w="100"/>
-            </w:tcMar>
-          </w:tcPr>
-          <w:p>
-            <w:pPr>
-              <w:spacing w:after="0" w:line="260"/>
-            </w:pPr>
-            <w:r>
-              <w:rPr>
-                <w:sz w:val="18"/>
-                <w:szCs w:val="18"/>
-              </w:rPr>
-              <w:t xml:space="preserve">없음 — 새 테이블이 필요할 수 있다</w:t>
+            <w:tcW w:type="dxa" w:w="2891"/>
+            <w:tcBorders>
+              <w:top w:val="single" w:color="CBD0CD" w:sz="4"/>
+              <w:left w:val="single" w:color="CBD0CD" w:sz="4"/>
+              <w:bottom w:val="single" w:color="CBD0CD" w:sz="4"/>
+              <w:right w:val="single" w:color="CBD0CD" w:sz="4"/>
+            </w:tcBorders>
+            <w:tcMar>
+              <w:top w:type="dxa" w:w="60"/>
+              <w:left w:type="dxa" w:w="100"/>
+              <w:bottom w:type="dxa" w:w="60"/>
+              <w:right w:type="dxa" w:w="100"/>
+            </w:tcMar>
+          </w:tcPr>
+          <w:p>
+            <w:pPr>
+              <w:spacing w:after="0" w:line="260"/>
+            </w:pPr>
+            <w:r>
+              <w:rPr>
+                <w:sz w:val="18"/>
+                <w:szCs w:val="18"/>
+              </w:rPr>
+              <w:t xml:space="preserve">과업2</w:t>
+            </w:r>
+          </w:p>
+        </w:tc>
+        <w:tc>
+          <w:tcPr>
+            <w:tcW w:type="dxa" w:w="2891"/>
+            <w:tcBorders>
+              <w:top w:val="single" w:color="CBD0CD" w:sz="4"/>
+              <w:left w:val="single" w:color="CBD0CD" w:sz="4"/>
+              <w:bottom w:val="single" w:color="CBD0CD" w:sz="4"/>
+              <w:right w:val="single" w:color="CBD0CD" w:sz="4"/>
+            </w:tcBorders>
+            <w:tcMar>
+              <w:top w:type="dxa" w:w="60"/>
+              <w:left w:type="dxa" w:w="100"/>
+              <w:bottom w:type="dxa" w:w="60"/>
+              <w:right w:type="dxa" w:w="100"/>
+            </w:tcMar>
+          </w:tcPr>
+          <w:p>
+            <w:pPr>
+              <w:spacing w:after="0" w:line="260"/>
+            </w:pPr>
+            <w:r>
+              <w:rPr>
+                <w:sz w:val="18"/>
+                <w:szCs w:val="18"/>
+              </w:rPr>
+              <w:t xml:space="preserve">유사 기업체 관리 시스템 현황 분석</w:t>
+            </w:r>
+          </w:p>
+        </w:tc>
+        <w:tc>
+          <w:tcPr>
+            <w:tcW w:type="dxa" w:w="3856"/>
+            <w:tcBorders>
+              <w:top w:val="single" w:color="CBD0CD" w:sz="4"/>
+              <w:left w:val="single" w:color="CBD0CD" w:sz="4"/>
+              <w:bottom w:val="single" w:color="CBD0CD" w:sz="4"/>
+              <w:right w:val="single" w:color="CBD0CD" w:sz="4"/>
+            </w:tcBorders>
+            <w:tcMar>
+              <w:top w:type="dxa" w:w="60"/>
+              <w:left w:type="dxa" w:w="100"/>
+              <w:bottom w:type="dxa" w:w="60"/>
+              <w:right w:type="dxa" w:w="100"/>
+            </w:tcMar>
+          </w:tcPr>
+          <w:p>
+            <w:pPr>
+              <w:spacing w:after="0" w:line="260"/>
+            </w:pPr>
+            <w:r>
+              <w:rPr>
+                <w:sz w:val="18"/>
+                <w:szCs w:val="18"/>
+              </w:rPr>
+              <w:t xml:space="preserve">미구현 — 벤치마킹 대상에 접근할 수 없어 의도적으로 제외</w:t>
             </w:r>
           </w:p>
         </w:tc>
@@ -8080,88 +8561,88 @@
       <w:tr>
         <w:tc>
           <w:tcPr>
-            <w:tcW w:type="dxa" w:w="3212"/>
-            <w:tcBorders>
-              <w:top w:val="single" w:color="CBD0CD" w:sz="4"/>
-              <w:left w:val="single" w:color="CBD0CD" w:sz="4"/>
-              <w:bottom w:val="single" w:color="CBD0CD" w:sz="4"/>
-              <w:right w:val="single" w:color="CBD0CD" w:sz="4"/>
-            </w:tcBorders>
-            <w:tcMar>
-              <w:top w:type="dxa" w:w="60"/>
-              <w:left w:type="dxa" w:w="100"/>
-              <w:bottom w:type="dxa" w:w="60"/>
-              <w:right w:type="dxa" w:w="100"/>
-            </w:tcMar>
-          </w:tcPr>
-          <w:p>
-            <w:pPr>
-              <w:spacing w:after="0" w:line="260"/>
-            </w:pPr>
-            <w:r>
-              <w:rPr>
-                <w:sz w:val="18"/>
-                <w:szCs w:val="18"/>
-              </w:rPr>
-              <w:t xml:space="preserve">근태관리</w:t>
-            </w:r>
-          </w:p>
-        </w:tc>
-        <w:tc>
-          <w:tcPr>
-            <w:tcW w:type="dxa" w:w="3212"/>
-            <w:tcBorders>
-              <w:top w:val="single" w:color="CBD0CD" w:sz="4"/>
-              <w:left w:val="single" w:color="CBD0CD" w:sz="4"/>
-              <w:bottom w:val="single" w:color="CBD0CD" w:sz="4"/>
-              <w:right w:val="single" w:color="CBD0CD" w:sz="4"/>
-            </w:tcBorders>
-            <w:tcMar>
-              <w:top w:type="dxa" w:w="60"/>
-              <w:left w:type="dxa" w:w="100"/>
-              <w:bottom w:type="dxa" w:w="60"/>
-              <w:right w:type="dxa" w:w="100"/>
-            </w:tcMar>
-          </w:tcPr>
-          <w:p>
-            <w:pPr>
-              <w:spacing w:after="0" w:line="260"/>
-            </w:pPr>
-            <w:r>
-              <w:rPr>
-                <w:sz w:val="18"/>
-                <w:szCs w:val="18"/>
-              </w:rPr>
-              <w:t xml:space="preserve">관리자의 직원 업무일지 열람</w:t>
-            </w:r>
-          </w:p>
-        </w:tc>
-        <w:tc>
-          <w:tcPr>
-            <w:tcW w:type="dxa" w:w="3214"/>
-            <w:tcBorders>
-              <w:top w:val="single" w:color="CBD0CD" w:sz="4"/>
-              <w:left w:val="single" w:color="CBD0CD" w:sz="4"/>
-              <w:bottom w:val="single" w:color="CBD0CD" w:sz="4"/>
-              <w:right w:val="single" w:color="CBD0CD" w:sz="4"/>
-            </w:tcBorders>
-            <w:tcMar>
-              <w:top w:type="dxa" w:w="60"/>
-              <w:left w:type="dxa" w:w="100"/>
-              <w:bottom w:type="dxa" w:w="60"/>
-              <w:right w:type="dxa" w:w="100"/>
-            </w:tcMar>
-          </w:tcPr>
-          <w:p>
-            <w:pPr>
-              <w:spacing w:after="0" w:line="260"/>
-            </w:pPr>
-            <w:r>
-              <w:rPr>
-                <w:sz w:val="18"/>
-                <w:szCs w:val="18"/>
-              </w:rPr>
-              <w:t xml:space="preserve">API는 있고 화면 없음</w:t>
+            <w:tcW w:type="dxa" w:w="2891"/>
+            <w:tcBorders>
+              <w:top w:val="single" w:color="CBD0CD" w:sz="4"/>
+              <w:left w:val="single" w:color="CBD0CD" w:sz="4"/>
+              <w:bottom w:val="single" w:color="CBD0CD" w:sz="4"/>
+              <w:right w:val="single" w:color="CBD0CD" w:sz="4"/>
+            </w:tcBorders>
+            <w:tcMar>
+              <w:top w:type="dxa" w:w="60"/>
+              <w:left w:type="dxa" w:w="100"/>
+              <w:bottom w:type="dxa" w:w="60"/>
+              <w:right w:type="dxa" w:w="100"/>
+            </w:tcMar>
+          </w:tcPr>
+          <w:p>
+            <w:pPr>
+              <w:spacing w:after="0" w:line="260"/>
+            </w:pPr>
+            <w:r>
+              <w:rPr>
+                <w:sz w:val="18"/>
+                <w:szCs w:val="18"/>
+              </w:rPr>
+              <w:t xml:space="preserve">산출물2</w:t>
+            </w:r>
+          </w:p>
+        </w:tc>
+        <w:tc>
+          <w:tcPr>
+            <w:tcW w:type="dxa" w:w="2891"/>
+            <w:tcBorders>
+              <w:top w:val="single" w:color="CBD0CD" w:sz="4"/>
+              <w:left w:val="single" w:color="CBD0CD" w:sz="4"/>
+              <w:bottom w:val="single" w:color="CBD0CD" w:sz="4"/>
+              <w:right w:val="single" w:color="CBD0CD" w:sz="4"/>
+            </w:tcBorders>
+            <w:tcMar>
+              <w:top w:type="dxa" w:w="60"/>
+              <w:left w:type="dxa" w:w="100"/>
+              <w:bottom w:type="dxa" w:w="60"/>
+              <w:right w:type="dxa" w:w="100"/>
+            </w:tcMar>
+          </w:tcPr>
+          <w:p>
+            <w:pPr>
+              <w:spacing w:after="0" w:line="260"/>
+            </w:pPr>
+            <w:r>
+              <w:rPr>
+                <w:sz w:val="18"/>
+                <w:szCs w:val="18"/>
+              </w:rPr>
+              <w:t xml:space="preserve">어플 도입 후 기대효과 분석</w:t>
+            </w:r>
+          </w:p>
+        </w:tc>
+        <w:tc>
+          <w:tcPr>
+            <w:tcW w:type="dxa" w:w="3856"/>
+            <w:tcBorders>
+              <w:top w:val="single" w:color="CBD0CD" w:sz="4"/>
+              <w:left w:val="single" w:color="CBD0CD" w:sz="4"/>
+              <w:bottom w:val="single" w:color="CBD0CD" w:sz="4"/>
+              <w:right w:val="single" w:color="CBD0CD" w:sz="4"/>
+            </w:tcBorders>
+            <w:tcMar>
+              <w:top w:type="dxa" w:w="60"/>
+              <w:left w:type="dxa" w:w="100"/>
+              <w:bottom w:type="dxa" w:w="60"/>
+              <w:right w:type="dxa" w:w="100"/>
+            </w:tcMar>
+          </w:tcPr>
+          <w:p>
+            <w:pPr>
+              <w:spacing w:after="0" w:line="260"/>
+            </w:pPr>
+            <w:r>
+              <w:rPr>
+                <w:sz w:val="18"/>
+                <w:szCs w:val="18"/>
+              </w:rPr>
+              <w:t xml:space="preserve">미구현 — 실데이터 없는 수치 예측이라 의도적으로 제외(3.5절)</w:t>
             </w:r>
           </w:p>
         </w:tc>
@@ -8169,444 +8650,88 @@
       <w:tr>
         <w:tc>
           <w:tcPr>
-            <w:tcW w:type="dxa" w:w="3212"/>
-            <w:tcBorders>
-              <w:top w:val="single" w:color="CBD0CD" w:sz="4"/>
-              <w:left w:val="single" w:color="CBD0CD" w:sz="4"/>
-              <w:bottom w:val="single" w:color="CBD0CD" w:sz="4"/>
-              <w:right w:val="single" w:color="CBD0CD" w:sz="4"/>
-            </w:tcBorders>
-            <w:tcMar>
-              <w:top w:type="dxa" w:w="60"/>
-              <w:left w:type="dxa" w:w="100"/>
-              <w:bottom w:type="dxa" w:w="60"/>
-              <w:right w:type="dxa" w:w="100"/>
-            </w:tcMar>
-          </w:tcPr>
-          <w:p>
-            <w:pPr>
-              <w:spacing w:after="0" w:line="260"/>
-            </w:pPr>
-            <w:r>
-              <w:rPr>
-                <w:sz w:val="18"/>
-                <w:szCs w:val="18"/>
-              </w:rPr>
-              <w:t xml:space="preserve">강사,프로그램게시</w:t>
-            </w:r>
-          </w:p>
-        </w:tc>
-        <w:tc>
-          <w:tcPr>
-            <w:tcW w:type="dxa" w:w="3212"/>
-            <w:tcBorders>
-              <w:top w:val="single" w:color="CBD0CD" w:sz="4"/>
-              <w:left w:val="single" w:color="CBD0CD" w:sz="4"/>
-              <w:bottom w:val="single" w:color="CBD0CD" w:sz="4"/>
-              <w:right w:val="single" w:color="CBD0CD" w:sz="4"/>
-            </w:tcBorders>
-            <w:tcMar>
-              <w:top w:type="dxa" w:w="60"/>
-              <w:left w:type="dxa" w:w="100"/>
-              <w:bottom w:type="dxa" w:w="60"/>
-              <w:right w:type="dxa" w:w="100"/>
-            </w:tcMar>
-          </w:tcPr>
-          <w:p>
-            <w:pPr>
-              <w:spacing w:after="0" w:line="260"/>
-            </w:pPr>
-            <w:r>
-              <w:rPr>
-                <w:sz w:val="18"/>
-                <w:szCs w:val="18"/>
-              </w:rPr>
-              <w:t xml:space="preserve">종목·시간대·연령대별 목록</w:t>
-            </w:r>
-          </w:p>
-        </w:tc>
-        <w:tc>
-          <w:tcPr>
-            <w:tcW w:type="dxa" w:w="3214"/>
-            <w:tcBorders>
-              <w:top w:val="single" w:color="CBD0CD" w:sz="4"/>
-              <w:left w:val="single" w:color="CBD0CD" w:sz="4"/>
-              <w:bottom w:val="single" w:color="CBD0CD" w:sz="4"/>
-              <w:right w:val="single" w:color="CBD0CD" w:sz="4"/>
-            </w:tcBorders>
-            <w:tcMar>
-              <w:top w:type="dxa" w:w="60"/>
-              <w:left w:type="dxa" w:w="100"/>
-              <w:bottom w:type="dxa" w:w="60"/>
-              <w:right w:type="dxa" w:w="100"/>
-            </w:tcMar>
-          </w:tcPr>
-          <w:p>
-            <w:pPr>
-              <w:spacing w:after="0" w:line="260"/>
-            </w:pPr>
-            <w:r>
-              <w:rPr>
-                <w:sz w:val="18"/>
-                <w:szCs w:val="18"/>
-              </w:rPr>
-              <w:t xml:space="preserve">부분 구현(이용 방식으로만 구분)</w:t>
-            </w:r>
-          </w:p>
-        </w:tc>
-      </w:tr>
-      <w:tr>
-        <w:tc>
-          <w:tcPr>
-            <w:tcW w:type="dxa" w:w="3212"/>
-            <w:tcBorders>
-              <w:top w:val="single" w:color="CBD0CD" w:sz="4"/>
-              <w:left w:val="single" w:color="CBD0CD" w:sz="4"/>
-              <w:bottom w:val="single" w:color="CBD0CD" w:sz="4"/>
-              <w:right w:val="single" w:color="CBD0CD" w:sz="4"/>
-            </w:tcBorders>
-            <w:tcMar>
-              <w:top w:type="dxa" w:w="60"/>
-              <w:left w:type="dxa" w:w="100"/>
-              <w:bottom w:type="dxa" w:w="60"/>
-              <w:right w:type="dxa" w:w="100"/>
-            </w:tcMar>
-          </w:tcPr>
-          <w:p>
-            <w:pPr>
-              <w:spacing w:after="0" w:line="260"/>
-            </w:pPr>
-            <w:r>
-              <w:rPr>
-                <w:sz w:val="18"/>
-                <w:szCs w:val="18"/>
-              </w:rPr>
-              <w:t xml:space="preserve">시스템성능</w:t>
-            </w:r>
-          </w:p>
-        </w:tc>
-        <w:tc>
-          <w:tcPr>
-            <w:tcW w:type="dxa" w:w="3212"/>
-            <w:tcBorders>
-              <w:top w:val="single" w:color="CBD0CD" w:sz="4"/>
-              <w:left w:val="single" w:color="CBD0CD" w:sz="4"/>
-              <w:bottom w:val="single" w:color="CBD0CD" w:sz="4"/>
-              <w:right w:val="single" w:color="CBD0CD" w:sz="4"/>
-            </w:tcBorders>
-            <w:tcMar>
-              <w:top w:type="dxa" w:w="60"/>
-              <w:left w:type="dxa" w:w="100"/>
-              <w:bottom w:type="dxa" w:w="60"/>
-              <w:right w:type="dxa" w:w="100"/>
-            </w:tcMar>
-          </w:tcPr>
-          <w:p>
-            <w:pPr>
-              <w:spacing w:after="0" w:line="260"/>
-            </w:pPr>
-            <w:r>
-              <w:rPr>
-                <w:sz w:val="18"/>
-                <w:szCs w:val="18"/>
-              </w:rPr>
-              <w:t xml:space="preserve">느린 작업의 사용자 사전 알림</w:t>
-            </w:r>
-          </w:p>
-        </w:tc>
-        <w:tc>
-          <w:tcPr>
-            <w:tcW w:type="dxa" w:w="3214"/>
-            <w:tcBorders>
-              <w:top w:val="single" w:color="CBD0CD" w:sz="4"/>
-              <w:left w:val="single" w:color="CBD0CD" w:sz="4"/>
-              <w:bottom w:val="single" w:color="CBD0CD" w:sz="4"/>
-              <w:right w:val="single" w:color="CBD0CD" w:sz="4"/>
-            </w:tcBorders>
-            <w:tcMar>
-              <w:top w:type="dxa" w:w="60"/>
-              <w:left w:type="dxa" w:w="100"/>
-              <w:bottom w:type="dxa" w:w="60"/>
-              <w:right w:type="dxa" w:w="100"/>
-            </w:tcMar>
-          </w:tcPr>
-          <w:p>
-            <w:pPr>
-              <w:spacing w:after="0" w:line="260"/>
-            </w:pPr>
-            <w:r>
-              <w:rPr>
-                <w:sz w:val="18"/>
-                <w:szCs w:val="18"/>
-              </w:rPr>
-              <w:t xml:space="preserve">운영자 경보만 있음</w:t>
-            </w:r>
-          </w:p>
-        </w:tc>
-      </w:tr>
-      <w:tr>
-        <w:tc>
-          <w:tcPr>
-            <w:tcW w:type="dxa" w:w="3212"/>
-            <w:tcBorders>
-              <w:top w:val="single" w:color="CBD0CD" w:sz="4"/>
-              <w:left w:val="single" w:color="CBD0CD" w:sz="4"/>
-              <w:bottom w:val="single" w:color="CBD0CD" w:sz="4"/>
-              <w:right w:val="single" w:color="CBD0CD" w:sz="4"/>
-            </w:tcBorders>
-            <w:tcMar>
-              <w:top w:type="dxa" w:w="60"/>
-              <w:left w:type="dxa" w:w="100"/>
-              <w:bottom w:type="dxa" w:w="60"/>
-              <w:right w:type="dxa" w:w="100"/>
-            </w:tcMar>
-          </w:tcPr>
-          <w:p>
-            <w:pPr>
-              <w:spacing w:after="0" w:line="260"/>
-            </w:pPr>
-            <w:r>
-              <w:rPr>
-                <w:sz w:val="18"/>
-                <w:szCs w:val="18"/>
-              </w:rPr>
-              <w:t xml:space="preserve">과업4·산출물5</w:t>
-            </w:r>
-          </w:p>
-        </w:tc>
-        <w:tc>
-          <w:tcPr>
-            <w:tcW w:type="dxa" w:w="3212"/>
-            <w:tcBorders>
-              <w:top w:val="single" w:color="CBD0CD" w:sz="4"/>
-              <w:left w:val="single" w:color="CBD0CD" w:sz="4"/>
-              <w:bottom w:val="single" w:color="CBD0CD" w:sz="4"/>
-              <w:right w:val="single" w:color="CBD0CD" w:sz="4"/>
-            </w:tcBorders>
-            <w:tcMar>
-              <w:top w:type="dxa" w:w="60"/>
-              <w:left w:type="dxa" w:w="100"/>
-              <w:bottom w:type="dxa" w:w="60"/>
-              <w:right w:type="dxa" w:w="100"/>
-            </w:tcMar>
-          </w:tcPr>
-          <w:p>
-            <w:pPr>
-              <w:spacing w:after="0" w:line="260"/>
-            </w:pPr>
-            <w:r>
-              <w:rPr>
-                <w:sz w:val="18"/>
-                <w:szCs w:val="18"/>
-              </w:rPr>
-              <w:t xml:space="preserve">이용자 매뉴얼 앱 탑재</w:t>
-            </w:r>
-          </w:p>
-        </w:tc>
-        <w:tc>
-          <w:tcPr>
-            <w:tcW w:type="dxa" w:w="3214"/>
-            <w:tcBorders>
-              <w:top w:val="single" w:color="CBD0CD" w:sz="4"/>
-              <w:left w:val="single" w:color="CBD0CD" w:sz="4"/>
-              <w:bottom w:val="single" w:color="CBD0CD" w:sz="4"/>
-              <w:right w:val="single" w:color="CBD0CD" w:sz="4"/>
-            </w:tcBorders>
-            <w:tcMar>
-              <w:top w:type="dxa" w:w="60"/>
-              <w:left w:type="dxa" w:w="100"/>
-              <w:bottom w:type="dxa" w:w="60"/>
-              <w:right w:type="dxa" w:w="100"/>
-            </w:tcMar>
-          </w:tcPr>
-          <w:p>
-            <w:pPr>
-              <w:spacing w:after="0" w:line="260"/>
-            </w:pPr>
-            <w:r>
-              <w:rPr>
-                <w:sz w:val="18"/>
-                <w:szCs w:val="18"/>
-              </w:rPr>
-              <w:t xml:space="preserve">부분 구현(관리자 웹 도움말만)</w:t>
-            </w:r>
-          </w:p>
-        </w:tc>
-      </w:tr>
-      <w:tr>
-        <w:tc>
-          <w:tcPr>
-            <w:tcW w:type="dxa" w:w="3212"/>
-            <w:tcBorders>
-              <w:top w:val="single" w:color="CBD0CD" w:sz="4"/>
-              <w:left w:val="single" w:color="CBD0CD" w:sz="4"/>
-              <w:bottom w:val="single" w:color="CBD0CD" w:sz="4"/>
-              <w:right w:val="single" w:color="CBD0CD" w:sz="4"/>
-            </w:tcBorders>
-            <w:tcMar>
-              <w:top w:type="dxa" w:w="60"/>
-              <w:left w:type="dxa" w:w="100"/>
-              <w:bottom w:type="dxa" w:w="60"/>
-              <w:right w:type="dxa" w:w="100"/>
-            </w:tcMar>
-          </w:tcPr>
-          <w:p>
-            <w:pPr>
-              <w:spacing w:after="0" w:line="260"/>
-            </w:pPr>
-            <w:r>
-              <w:rPr>
-                <w:sz w:val="18"/>
-                <w:szCs w:val="18"/>
-              </w:rPr>
-              <w:t xml:space="preserve">UI/UX</w:t>
-            </w:r>
-          </w:p>
-        </w:tc>
-        <w:tc>
-          <w:tcPr>
-            <w:tcW w:type="dxa" w:w="3212"/>
-            <w:tcBorders>
-              <w:top w:val="single" w:color="CBD0CD" w:sz="4"/>
-              <w:left w:val="single" w:color="CBD0CD" w:sz="4"/>
-              <w:bottom w:val="single" w:color="CBD0CD" w:sz="4"/>
-              <w:right w:val="single" w:color="CBD0CD" w:sz="4"/>
-            </w:tcBorders>
-            <w:tcMar>
-              <w:top w:type="dxa" w:w="60"/>
-              <w:left w:type="dxa" w:w="100"/>
-              <w:bottom w:type="dxa" w:w="60"/>
-              <w:right w:type="dxa" w:w="100"/>
-            </w:tcMar>
-          </w:tcPr>
-          <w:p>
-            <w:pPr>
-              <w:spacing w:after="0" w:line="260"/>
-            </w:pPr>
-            <w:r>
-              <w:rPr>
-                <w:sz w:val="18"/>
-                <w:szCs w:val="18"/>
-              </w:rPr>
-              <w:t xml:space="preserve">캘린더·지도형 화면</w:t>
-            </w:r>
-          </w:p>
-        </w:tc>
-        <w:tc>
-          <w:tcPr>
-            <w:tcW w:type="dxa" w:w="3214"/>
-            <w:tcBorders>
-              <w:top w:val="single" w:color="CBD0CD" w:sz="4"/>
-              <w:left w:val="single" w:color="CBD0CD" w:sz="4"/>
-              <w:bottom w:val="single" w:color="CBD0CD" w:sz="4"/>
-              <w:right w:val="single" w:color="CBD0CD" w:sz="4"/>
-            </w:tcBorders>
-            <w:tcMar>
-              <w:top w:type="dxa" w:w="60"/>
-              <w:left w:type="dxa" w:w="100"/>
-              <w:bottom w:type="dxa" w:w="60"/>
-              <w:right w:type="dxa" w:w="100"/>
-            </w:tcMar>
-          </w:tcPr>
-          <w:p>
-            <w:pPr>
-              <w:spacing w:after="0" w:line="260"/>
-            </w:pPr>
-            <w:r>
-              <w:rPr>
-                <w:sz w:val="18"/>
-                <w:szCs w:val="18"/>
-              </w:rPr>
-              <w:t xml:space="preserve">목록 표로만 구현</w:t>
-            </w:r>
-          </w:p>
-        </w:tc>
-      </w:tr>
-      <w:tr>
-        <w:tc>
-          <w:tcPr>
-            <w:tcW w:type="dxa" w:w="3212"/>
-            <w:tcBorders>
-              <w:top w:val="single" w:color="CBD0CD" w:sz="4"/>
-              <w:left w:val="single" w:color="CBD0CD" w:sz="4"/>
-              <w:bottom w:val="single" w:color="CBD0CD" w:sz="4"/>
-              <w:right w:val="single" w:color="CBD0CD" w:sz="4"/>
-            </w:tcBorders>
-            <w:tcMar>
-              <w:top w:type="dxa" w:w="60"/>
-              <w:left w:type="dxa" w:w="100"/>
-              <w:bottom w:type="dxa" w:w="60"/>
-              <w:right w:type="dxa" w:w="100"/>
-            </w:tcMar>
-          </w:tcPr>
-          <w:p>
-            <w:pPr>
-              <w:spacing w:after="0" w:line="260"/>
-            </w:pPr>
-            <w:r>
-              <w:rPr>
-                <w:sz w:val="18"/>
-                <w:szCs w:val="18"/>
-              </w:rPr>
-              <w:t xml:space="preserve">보안요건</w:t>
-            </w:r>
-          </w:p>
-        </w:tc>
-        <w:tc>
-          <w:tcPr>
-            <w:tcW w:type="dxa" w:w="3212"/>
-            <w:tcBorders>
-              <w:top w:val="single" w:color="CBD0CD" w:sz="4"/>
-              <w:left w:val="single" w:color="CBD0CD" w:sz="4"/>
-              <w:bottom w:val="single" w:color="CBD0CD" w:sz="4"/>
-              <w:right w:val="single" w:color="CBD0CD" w:sz="4"/>
-            </w:tcBorders>
-            <w:tcMar>
-              <w:top w:type="dxa" w:w="60"/>
-              <w:left w:type="dxa" w:w="100"/>
-              <w:bottom w:type="dxa" w:w="60"/>
-              <w:right w:type="dxa" w:w="100"/>
-            </w:tcMar>
-          </w:tcPr>
-          <w:p>
-            <w:pPr>
-              <w:spacing w:after="0" w:line="260"/>
-            </w:pPr>
-            <w:r>
-              <w:rPr>
-                <w:sz w:val="18"/>
-                <w:szCs w:val="18"/>
-              </w:rPr>
-              <w:t xml:space="preserve">개인정보처리방침</w:t>
-            </w:r>
-          </w:p>
-        </w:tc>
-        <w:tc>
-          <w:tcPr>
-            <w:tcW w:type="dxa" w:w="3214"/>
-            <w:tcBorders>
-              <w:top w:val="single" w:color="CBD0CD" w:sz="4"/>
-              <w:left w:val="single" w:color="CBD0CD" w:sz="4"/>
-              <w:bottom w:val="single" w:color="CBD0CD" w:sz="4"/>
-              <w:right w:val="single" w:color="CBD0CD" w:sz="4"/>
-            </w:tcBorders>
-            <w:tcMar>
-              <w:top w:type="dxa" w:w="60"/>
-              <w:left w:type="dxa" w:w="100"/>
-              <w:bottom w:type="dxa" w:w="60"/>
-              <w:right w:type="dxa" w:w="100"/>
-            </w:tcMar>
-          </w:tcPr>
-          <w:p>
-            <w:pPr>
-              <w:spacing w:after="0" w:line="260"/>
-            </w:pPr>
-            <w:r>
-              <w:rPr>
-                <w:sz w:val="18"/>
-                <w:szCs w:val="18"/>
-              </w:rPr>
-              <w:t xml:space="preserve">문서 없음</w:t>
+            <w:tcW w:type="dxa" w:w="2891"/>
+            <w:tcBorders>
+              <w:top w:val="single" w:color="CBD0CD" w:sz="4"/>
+              <w:left w:val="single" w:color="CBD0CD" w:sz="4"/>
+              <w:bottom w:val="single" w:color="CBD0CD" w:sz="4"/>
+              <w:right w:val="single" w:color="CBD0CD" w:sz="4"/>
+            </w:tcBorders>
+            <w:tcMar>
+              <w:top w:type="dxa" w:w="60"/>
+              <w:left w:type="dxa" w:w="100"/>
+              <w:bottom w:type="dxa" w:w="60"/>
+              <w:right w:type="dxa" w:w="100"/>
+            </w:tcMar>
+          </w:tcPr>
+          <w:p>
+            <w:pPr>
+              <w:spacing w:after="0" w:line="260"/>
+            </w:pPr>
+            <w:r>
+              <w:rPr>
+                <w:sz w:val="18"/>
+                <w:szCs w:val="18"/>
+              </w:rPr>
+              <w:t xml:space="preserve">산출물2</w:t>
+            </w:r>
+          </w:p>
+        </w:tc>
+        <w:tc>
+          <w:tcPr>
+            <w:tcW w:type="dxa" w:w="2891"/>
+            <w:tcBorders>
+              <w:top w:val="single" w:color="CBD0CD" w:sz="4"/>
+              <w:left w:val="single" w:color="CBD0CD" w:sz="4"/>
+              <w:bottom w:val="single" w:color="CBD0CD" w:sz="4"/>
+              <w:right w:val="single" w:color="CBD0CD" w:sz="4"/>
+            </w:tcBorders>
+            <w:tcMar>
+              <w:top w:type="dxa" w:w="60"/>
+              <w:left w:type="dxa" w:w="100"/>
+              <w:bottom w:type="dxa" w:w="60"/>
+              <w:right w:type="dxa" w:w="100"/>
+            </w:tcMar>
+          </w:tcPr>
+          <w:p>
+            <w:pPr>
+              <w:spacing w:after="0" w:line="260"/>
+            </w:pPr>
+            <w:r>
+              <w:rPr>
+                <w:sz w:val="18"/>
+                <w:szCs w:val="18"/>
+              </w:rPr>
+              <w:t xml:space="preserve">유사기업 직원 매뉴얼 형태·현황 분석</w:t>
+            </w:r>
+          </w:p>
+        </w:tc>
+        <w:tc>
+          <w:tcPr>
+            <w:tcW w:type="dxa" w:w="3856"/>
+            <w:tcBorders>
+              <w:top w:val="single" w:color="CBD0CD" w:sz="4"/>
+              <w:left w:val="single" w:color="CBD0CD" w:sz="4"/>
+              <w:bottom w:val="single" w:color="CBD0CD" w:sz="4"/>
+              <w:right w:val="single" w:color="CBD0CD" w:sz="4"/>
+            </w:tcBorders>
+            <w:tcMar>
+              <w:top w:type="dxa" w:w="60"/>
+              <w:left w:type="dxa" w:w="100"/>
+              <w:bottom w:type="dxa" w:w="60"/>
+              <w:right w:type="dxa" w:w="100"/>
+            </w:tcMar>
+          </w:tcPr>
+          <w:p>
+            <w:pPr>
+              <w:spacing w:after="0" w:line="260"/>
+            </w:pPr>
+            <w:r>
+              <w:rPr>
+                <w:sz w:val="18"/>
+                <w:szCs w:val="18"/>
+              </w:rPr>
+              <w:t xml:space="preserve">미구현 — 같은 이유로 의도적으로 제외</w:t>
             </w:r>
           </w:p>
         </w:tc>
@@ -8695,10 +8820,10 @@
           <w:b/>
           <w:bCs/>
         </w:rPr>
-        <w:t xml:space="preserve">다음 우선순위</w:t>
-      </w:r>
-      <w:r>
-        <w:t xml:space="preserve"> — 시연 데이터 고밀도화(계약 상태별 지점 5곳에 실제 같은 운영 이력) → 몰림 시 거절 원인 확인 → 남은 제안요청서 요구(업무지원 요청·인사 변경 신청·교육자료 첨부·업무일지 열람 화면) → 지역관리자 계층 필요성에 대한 발주사 확인.</w:t>
+        <w:t xml:space="preserve">다음 계획</w:t>
+      </w:r>
+      <w:r>
+        <w:t xml:space="preserve"> — 기능을 늘리기보다 쓰기 편하게 만든다: 목록 쪽 나누기·검색·정렬을 고르게 하고, 수치는 그림으로 보여주며, 자주 하는 작업의 단계를 줄인다. 그다음 위탁계약서를 읽어 계약 정보를 채우는 OCR·AI 분석을 검토하고(계획 수준), 접근성이 낮은 회원 모바일 웹의 앱 전환을 다시 판단한다. 몰림 시 거절 원인 확인과 지역관리자 계층에 대한 발주사 확인도 남아 있다.</w:t>
       </w:r>
     </w:p>
     <w:sectPr>

--- a/docs/deliverables/기업분석및제안서.docx
+++ b/docs/deliverables/기업분석및제안서.docx
@@ -8059,7 +8059,7 @@
                 <w:sz w:val="18"/>
                 <w:szCs w:val="18"/>
               </w:rPr>
-              <w:t xml:space="preserve">72개 조항 중 구현 52 · 조정 6 · 부분 3 · 미구현 3 · 해당 없음 8 — 구현+조정 58/64 = 91%(기능·성능 28/28)</w:t>
+              <w:t xml:space="preserve">72개 조항 중 구현 52 · 조정 6 · 부분 3 · 미구현 3 · 해당 없음 8 — 구현+조정 58/72 = 81%(기능·성능 28/29 = 97%)</w:t>
             </w:r>
           </w:p>
         </w:tc>
